--- a/backend/template.docx
+++ b/backend/template.docx
@@ -772,7 +772,7 @@
     </w:p>
     <w:tbl>
       <w:tblPr>
-        <w:tblW w:w="8124" w:type="dxa"/>
+        <w:tblW w:w="9800" w:type="dxa"/>
         <w:tblInd w:w="1440" w:type="dxa"/>
         <w:tblBorders>
           <w:top w:val="single" w:sz="8" w:space="0" w:color="000000"/>
@@ -787,7 +787,7 @@
       </w:tblPr>
       <w:tblGrid>
         <w:gridCol w:w="4500"/>
-        <w:gridCol w:w="3624"/>
+        <w:gridCol w:w="5300"/>
       </w:tblGrid>
       <w:tr>
         <w:tc>
@@ -863,7 +863,7 @@
         </w:tc>
         <w:tc>
           <w:tcPr>
-            <w:tcW w:w="3624" w:type="dxa"/>
+            <w:tcW w:w="5300" w:type="dxa"/>
             <w:tcBorders>
               <w:top w:val="nil"/>
               <w:left w:val="nil"/>
@@ -1003,7 +1003,7 @@
         </w:tc>
         <w:tc>
           <w:tcPr>
-            <w:tcW w:w="3624" w:type="dxa"/>
+            <w:tcW w:w="5300" w:type="dxa"/>
             <w:tcBorders>
               <w:top w:val="nil"/>
               <w:left w:val="nil"/>

--- a/backend/template.docx
+++ b/backend/template.docx
@@ -1,15 +1,17 @@
 
 <file path=word/document.xml><?xml version="1.0" encoding="utf-8"?>
-<w:document xmlns:wpc="http://schemas.microsoft.com/office/word/2010/wordprocessingCanvas" xmlns:cx="http://schemas.microsoft.com/office/drawing/2014/chartex" xmlns:cx1="http://schemas.microsoft.com/office/drawing/2015/9/8/chartex" xmlns:cx2="http://schemas.microsoft.com/office/drawing/2015/10/21/chartex" xmlns:cx3="http://schemas.microsoft.com/office/drawing/2016/5/9/chartex" xmlns:cx4="http://schemas.microsoft.com/office/drawing/2016/5/10/chartex" xmlns:cx5="http://schemas.microsoft.com/office/drawing/2016/5/11/chartex" xmlns:cx6="http://schemas.microsoft.com/office/drawing/2016/5/12/chartex" xmlns:cx7="http://schemas.microsoft.com/office/drawing/2016/5/13/chartex" xmlns:cx8="http://schemas.microsoft.com/office/drawing/2016/5/14/chartex" xmlns:mc="http://schemas.openxmlformats.org/markup-compatibility/2006" xmlns:aink="http://schemas.microsoft.com/office/drawing/2016/ink" xmlns:am3d="http://schemas.microsoft.com/office/drawing/2017/model3d" xmlns:o="urn:schemas-microsoft-com:office:office" xmlns:r="http://schemas.openxmlformats.org/officeDocument/2006/relationships" xmlns:m="http://schemas.openxmlformats.org/officeDocument/2006/math" xmlns:v="urn:schemas-microsoft-com:vml" xmlns:wp14="http://schemas.microsoft.com/office/word/2010/wordprocessingDrawing" xmlns:wp="http://schemas.openxmlformats.org/drawingml/2006/wordprocessingDrawing" xmlns:w10="urn:schemas-microsoft-com:office:word" xmlns:w="http://schemas.openxmlformats.org/wordprocessingml/2006/main" xmlns:w14="http://schemas.microsoft.com/office/word/2010/wordml" xmlns:w15="http://schemas.microsoft.com/office/word/2012/wordml" xmlns:w16cex="http://schemas.microsoft.com/office/word/2018/wordml/cex" xmlns:w16cid="http://schemas.microsoft.com/office/word/2016/wordml/cid" xmlns:w16="http://schemas.microsoft.com/office/word/2018/wordml" xmlns:w16sdtdh="http://schemas.microsoft.com/office/word/2020/wordml/sdtdatahash" xmlns:w16se="http://schemas.microsoft.com/office/word/2015/wordml/symex" xmlns:wpg="http://schemas.microsoft.com/office/word/2010/wordprocessingGroup" xmlns:wpi="http://schemas.microsoft.com/office/word/2010/wordprocessingInk" xmlns:wne="http://schemas.microsoft.com/office/word/2006/wordml" xmlns:wps="http://schemas.microsoft.com/office/word/2010/wordprocessingShape" mc:Ignorable="w14 w15 w16se w16cid w16 w16cex w16sdtdh wp14">
+<w:document xmlns:o="urn:schemas-microsoft-com:office:office" xmlns:r="http://schemas.openxmlformats.org/officeDocument/2006/relationships" xmlns:v="urn:schemas-microsoft-com:vml" xmlns:w="http://schemas.openxmlformats.org/wordprocessingml/2006/main" xmlns:w10="urn:schemas-microsoft-com:office:word" xmlns:wp="http://schemas.openxmlformats.org/drawingml/2006/wordprocessingDrawing" xmlns:pic="http://schemas.openxmlformats.org/drawingml/2006/picture" xmlns:wps="http://schemas.microsoft.com/office/word/2010/wordprocessingShape" xmlns:wpg="http://schemas.microsoft.com/office/word/2010/wordprocessingGroup" xmlns:mc="http://schemas.openxmlformats.org/markup-compatibility/2006" xmlns:wp14="http://schemas.microsoft.com/office/word/2010/wordprocessingDrawing" xmlns:w14="http://schemas.microsoft.com/office/word/2010/wordml" xmlns:w15="http://schemas.microsoft.com/office/word/2012/wordml" mc:Ignorable="w14 wp14 w15">
   <w:body>
     <w:p>
       <w:pPr>
+        <w:pStyle w:val="Normal"/>
         <w:tabs>
-          <w:tab w:val="left" w:pos="6320"/>
-          <w:tab w:val="left" w:pos="8740"/>
+          <w:tab w:val="clear" w:pos="720"/>
+          <w:tab w:val="left" w:pos="6320" w:leader="none"/>
+          <w:tab w:val="left" w:pos="8740" w:leader="none"/>
         </w:tabs>
-        <w:spacing w:after="0"/>
-        <w:ind w:right="-175"/>
+        <w:spacing w:before="0" w:after="0"/>
+        <w:ind w:end="-175"/>
         <w:rPr>
           <w:rFonts w:ascii="Bookman Old Style" w:hAnsi="Bookman Old Style" w:cs="Times New Roman"/>
           <w:b/>
@@ -17,13 +19,10 @@
           <w:szCs w:val="26"/>
         </w:rPr>
       </w:pPr>
-      <w:r>
-        <w:rPr>
-          <w:noProof/>
-          <w:lang w:val="en-PH" w:eastAsia="en-PH"/>
-        </w:rPr>
+      <w:bookmarkStart w:id="0" w:name="_Hlk196749847"/>
+      <w:r>
         <w:drawing>
-          <wp:anchor distT="0" distB="0" distL="114300" distR="114300" simplePos="0" relativeHeight="251659264" behindDoc="1" locked="0" layoutInCell="1" allowOverlap="1" wp14:anchorId="13231DDD" wp14:editId="21C805C3">
+          <wp:anchor distT="0" distB="0" distL="0" distR="0" simplePos="0" relativeHeight="2" behindDoc="1" locked="0" layoutInCell="1" allowOverlap="1">
             <wp:simplePos x="0" y="0"/>
             <wp:positionH relativeFrom="column">
               <wp:posOffset>3507105</wp:posOffset>
@@ -34,28 +33,21 @@
             <wp:extent cx="762635" cy="762635"/>
             <wp:effectExtent l="0" t="0" r="0" b="0"/>
             <wp:wrapNone/>
-            <wp:docPr id="5" name="Picture 5"/>
+            <wp:docPr id="1" name="Picture 5"/>
             <wp:cNvGraphicFramePr>
-              <a:graphicFrameLocks xmlns:a="http://schemas.openxmlformats.org/drawingml/2006/main"/>
+              <a:graphicFrameLocks xmlns:a="http://schemas.openxmlformats.org/drawingml/2006/main" noChangeAspect="1"/>
             </wp:cNvGraphicFramePr>
             <a:graphic xmlns:a="http://schemas.openxmlformats.org/drawingml/2006/main">
               <a:graphicData uri="http://schemas.openxmlformats.org/drawingml/2006/picture">
                 <pic:pic xmlns:pic="http://schemas.openxmlformats.org/drawingml/2006/picture">
                   <pic:nvPicPr>
-                    <pic:cNvPr id="0" name="Picture 3"/>
+                    <pic:cNvPr id="1" name="Picture 5"/>
                     <pic:cNvPicPr>
-                      <a:picLocks noChangeArrowheads="1"/>
+                      <a:picLocks noChangeAspect="1" noChangeArrowheads="1"/>
                     </pic:cNvPicPr>
                   </pic:nvPicPr>
                   <pic:blipFill>
-                    <a:blip r:embed="rId8" cstate="print">
-                      <a:extLst>
-                        <a:ext uri="{28A0092B-C50C-407E-A947-70E740481C1C}">
-                          <a14:useLocalDpi xmlns:a14="http://schemas.microsoft.com/office/drawing/2010/main" val="0"/>
-                        </a:ext>
-                      </a:extLst>
-                    </a:blip>
-                    <a:srcRect/>
+                    <a:blip r:embed="rId2"/>
                     <a:stretch>
                       <a:fillRect/>
                     </a:stretch>
@@ -73,23 +65,10 @@
                 </pic:pic>
               </a:graphicData>
             </a:graphic>
-            <wp14:sizeRelH relativeFrom="page">
-              <wp14:pctWidth>0</wp14:pctWidth>
-            </wp14:sizeRelH>
-            <wp14:sizeRelV relativeFrom="page">
-              <wp14:pctHeight>0</wp14:pctHeight>
-            </wp14:sizeRelV>
           </wp:anchor>
         </w:drawing>
-      </w:r>
-      <w:bookmarkStart w:id="0" w:name="_Hlk196749847"/>
-      <w:r>
-        <w:rPr>
-          <w:noProof/>
-          <w:lang w:val="en-PH" w:eastAsia="en-PH"/>
-        </w:rPr>
         <w:drawing>
-          <wp:anchor distT="0" distB="0" distL="114300" distR="114300" simplePos="0" relativeHeight="251660288" behindDoc="1" locked="0" layoutInCell="1" allowOverlap="1" wp14:anchorId="453D507F" wp14:editId="30785A82">
+          <wp:anchor distT="0" distB="0" distL="0" distR="0" simplePos="0" relativeHeight="3" behindDoc="1" locked="0" layoutInCell="1" allowOverlap="1">
             <wp:simplePos x="0" y="0"/>
             <wp:positionH relativeFrom="column">
               <wp:posOffset>5281295</wp:posOffset>
@@ -100,28 +79,21 @@
             <wp:extent cx="824230" cy="827405"/>
             <wp:effectExtent l="0" t="0" r="0" b="0"/>
             <wp:wrapNone/>
-            <wp:docPr id="4" name="Picture 4"/>
+            <wp:docPr id="2" name="Picture 4"/>
             <wp:cNvGraphicFramePr>
-              <a:graphicFrameLocks xmlns:a="http://schemas.openxmlformats.org/drawingml/2006/main"/>
+              <a:graphicFrameLocks xmlns:a="http://schemas.openxmlformats.org/drawingml/2006/main" noChangeAspect="1"/>
             </wp:cNvGraphicFramePr>
             <a:graphic xmlns:a="http://schemas.openxmlformats.org/drawingml/2006/main">
               <a:graphicData uri="http://schemas.openxmlformats.org/drawingml/2006/picture">
                 <pic:pic xmlns:pic="http://schemas.openxmlformats.org/drawingml/2006/picture">
                   <pic:nvPicPr>
-                    <pic:cNvPr id="0" name="Picture 2"/>
+                    <pic:cNvPr id="2" name="Picture 4"/>
                     <pic:cNvPicPr>
-                      <a:picLocks noChangeArrowheads="1"/>
+                      <a:picLocks noChangeAspect="1" noChangeArrowheads="1"/>
                     </pic:cNvPicPr>
                   </pic:nvPicPr>
                   <pic:blipFill>
-                    <a:blip r:embed="rId9">
-                      <a:extLst>
-                        <a:ext uri="{28A0092B-C50C-407E-A947-70E740481C1C}">
-                          <a14:useLocalDpi xmlns:a14="http://schemas.microsoft.com/office/drawing/2010/main" val="0"/>
-                        </a:ext>
-                      </a:extLst>
-                    </a:blip>
-                    <a:srcRect/>
+                    <a:blip r:embed="rId3"/>
                     <a:stretch>
                       <a:fillRect/>
                     </a:stretch>
@@ -139,22 +111,10 @@
                 </pic:pic>
               </a:graphicData>
             </a:graphic>
-            <wp14:sizeRelH relativeFrom="page">
-              <wp14:pctWidth>0</wp14:pctWidth>
-            </wp14:sizeRelH>
-            <wp14:sizeRelV relativeFrom="page">
-              <wp14:pctHeight>0</wp14:pctHeight>
-            </wp14:sizeRelV>
           </wp:anchor>
         </w:drawing>
-      </w:r>
-      <w:r>
-        <w:rPr>
-          <w:noProof/>
-          <w:lang w:val="en-PH" w:eastAsia="en-PH"/>
-        </w:rPr>
         <w:drawing>
-          <wp:anchor distT="0" distB="0" distL="114300" distR="114300" simplePos="0" relativeHeight="251661312" behindDoc="1" locked="0" layoutInCell="1" allowOverlap="1" wp14:anchorId="5C45EE3A" wp14:editId="3FB6BBAB">
+          <wp:anchor distT="0" distB="0" distL="0" distR="0" simplePos="0" relativeHeight="4" behindDoc="1" locked="0" layoutInCell="0" allowOverlap="1">
             <wp:simplePos x="0" y="0"/>
             <wp:positionH relativeFrom="page">
               <wp:posOffset>4993005</wp:posOffset>
@@ -165,7 +125,7 @@
             <wp:extent cx="1035685" cy="1079500"/>
             <wp:effectExtent l="0" t="0" r="0" b="0"/>
             <wp:wrapNone/>
-            <wp:docPr id="1" name="Picture 1"/>
+            <wp:docPr id="3" name="Picture 1"/>
             <wp:cNvGraphicFramePr>
               <a:graphicFrameLocks xmlns:a="http://schemas.openxmlformats.org/drawingml/2006/main" noChangeAspect="1"/>
             </wp:cNvGraphicFramePr>
@@ -173,20 +133,13 @@
               <a:graphicData uri="http://schemas.openxmlformats.org/drawingml/2006/picture">
                 <pic:pic xmlns:pic="http://schemas.openxmlformats.org/drawingml/2006/picture">
                   <pic:nvPicPr>
-                    <pic:cNvPr id="0" name="Picture 1"/>
+                    <pic:cNvPr id="3" name="Picture 1"/>
                     <pic:cNvPicPr>
                       <a:picLocks noChangeAspect="1" noChangeArrowheads="1"/>
                     </pic:cNvPicPr>
                   </pic:nvPicPr>
                   <pic:blipFill>
-                    <a:blip r:embed="rId10" cstate="print">
-                      <a:extLst>
-                        <a:ext uri="{28A0092B-C50C-407E-A947-70E740481C1C}">
-                          <a14:useLocalDpi xmlns:a14="http://schemas.microsoft.com/office/drawing/2010/main" val="0"/>
-                        </a:ext>
-                      </a:extLst>
-                    </a:blip>
-                    <a:srcRect/>
+                    <a:blip r:embed="rId4"/>
                     <a:stretch>
                       <a:fillRect/>
                     </a:stretch>
@@ -204,103 +157,61 @@
                 </pic:pic>
               </a:graphicData>
             </a:graphic>
-            <wp14:sizeRelH relativeFrom="page">
-              <wp14:pctWidth>0</wp14:pctWidth>
-            </wp14:sizeRelH>
-            <wp14:sizeRelV relativeFrom="page">
-              <wp14:pctHeight>0</wp14:pctHeight>
-            </wp14:sizeRelV>
           </wp:anchor>
         </w:drawing>
       </w:r>
       <w:r>
         <w:rPr>
-          <w:rFonts w:ascii="Bookman Old Style" w:hAnsi="Bookman Old Style" w:cs="Times New Roman"/>
+          <w:rFonts w:cs="Times New Roman" w:ascii="Bookman Old Style" w:hAnsi="Bookman Old Style"/>
           <w:b/>
           <w:sz w:val="26"/>
           <w:szCs w:val="26"/>
         </w:rPr>
         <w:t>Republic of the Philippines</w:t>
-      </w:r>
-      <w:r>
+        <w:tab/>
+        <w:tab/>
+      </w:r>
+    </w:p>
+    <w:p>
+      <w:pPr>
+        <w:pStyle w:val="Normal"/>
+        <w:tabs>
+          <w:tab w:val="clear" w:pos="720"/>
+          <w:tab w:val="left" w:pos="6360" w:leader="none"/>
+          <w:tab w:val="left" w:pos="8145" w:leader="none"/>
+          <w:tab w:val="right" w:pos="9608" w:leader="none"/>
+        </w:tabs>
+        <w:spacing w:before="0" w:after="0"/>
+        <w:ind w:end="283"/>
         <w:rPr>
           <w:rFonts w:ascii="Bookman Old Style" w:hAnsi="Bookman Old Style" w:cs="Times New Roman"/>
           <w:b/>
           <w:sz w:val="26"/>
           <w:szCs w:val="26"/>
         </w:rPr>
-        <w:tab/>
-      </w:r>
-      <w:r>
-        <w:rPr>
-          <w:rFonts w:ascii="Bookman Old Style" w:hAnsi="Bookman Old Style" w:cs="Times New Roman"/>
+      </w:pPr>
+      <w:r>
+        <w:rPr>
+          <w:rFonts w:cs="Times New Roman" w:ascii="Bookman Old Style" w:hAnsi="Bookman Old Style"/>
           <w:b/>
           <w:sz w:val="26"/>
           <w:szCs w:val="26"/>
         </w:rPr>
-        <w:tab/>
-      </w:r>
-    </w:p>
-    <w:p>
-      <w:pPr>
+        <w:t>Province of Cavite</w:t>
+        <w:tab/>
+        <w:tab/>
+        <w:tab/>
+      </w:r>
+    </w:p>
+    <w:p>
+      <w:pPr>
+        <w:pStyle w:val="Normal"/>
         <w:tabs>
-          <w:tab w:val="left" w:pos="6360"/>
-          <w:tab w:val="left" w:pos="8145"/>
-          <w:tab w:val="right" w:pos="9608"/>
+          <w:tab w:val="clear" w:pos="720"/>
+          <w:tab w:val="right" w:pos="10773" w:leader="none"/>
         </w:tabs>
-        <w:spacing w:after="0"/>
-        <w:ind w:right="283"/>
-        <w:rPr>
-          <w:rFonts w:ascii="Bookman Old Style" w:hAnsi="Bookman Old Style" w:cs="Times New Roman"/>
-          <w:b/>
-          <w:sz w:val="26"/>
-          <w:szCs w:val="26"/>
-        </w:rPr>
-      </w:pPr>
-      <w:r>
-        <w:rPr>
-          <w:rFonts w:ascii="Bookman Old Style" w:hAnsi="Bookman Old Style" w:cs="Times New Roman"/>
-          <w:b/>
-          <w:sz w:val="26"/>
-          <w:szCs w:val="26"/>
-        </w:rPr>
-        <w:t>Province of Cavite</w:t>
-      </w:r>
-      <w:r>
-        <w:rPr>
-          <w:rFonts w:ascii="Bookman Old Style" w:hAnsi="Bookman Old Style" w:cs="Times New Roman"/>
-          <w:b/>
-          <w:sz w:val="26"/>
-          <w:szCs w:val="26"/>
-        </w:rPr>
-        <w:tab/>
-      </w:r>
-      <w:r>
-        <w:rPr>
-          <w:rFonts w:ascii="Bookman Old Style" w:hAnsi="Bookman Old Style" w:cs="Times New Roman"/>
-          <w:b/>
-          <w:sz w:val="26"/>
-          <w:szCs w:val="26"/>
-        </w:rPr>
-        <w:tab/>
-      </w:r>
-      <w:r>
-        <w:rPr>
-          <w:rFonts w:ascii="Bookman Old Style" w:hAnsi="Bookman Old Style" w:cs="Times New Roman"/>
-          <w:b/>
-          <w:sz w:val="26"/>
-          <w:szCs w:val="26"/>
-        </w:rPr>
-        <w:tab/>
-      </w:r>
-    </w:p>
-    <w:p>
-      <w:pPr>
-        <w:tabs>
-          <w:tab w:val="right" w:pos="10773"/>
-        </w:tabs>
-        <w:spacing w:after="0"/>
-        <w:ind w:right="283"/>
+        <w:spacing w:before="0" w:after="0"/>
+        <w:ind w:end="283"/>
         <w:rPr>
           <w:rFonts w:ascii="Bookman Old Style" w:hAnsi="Bookman Old Style" w:cs="Times New Roman"/>
           <w:bCs/>
@@ -310,63 +221,51 @@
       </w:pPr>
       <w:r>
         <w:rPr>
+          <w:rFonts w:cs="Times New Roman" w:ascii="Bookman Old Style" w:hAnsi="Bookman Old Style"/>
+          <w:bCs/>
+          <w:sz w:val="26"/>
+          <w:szCs w:val="26"/>
+        </w:rPr>
+        <w:t>MUNICIPALITY OF NAIC</w:t>
+        <w:tab/>
+      </w:r>
+    </w:p>
+    <w:p>
+      <w:pPr>
+        <w:pStyle w:val="Normal"/>
+        <w:tabs>
+          <w:tab w:val="clear" w:pos="720"/>
+          <w:tab w:val="left" w:pos="7510" w:leader="none"/>
+        </w:tabs>
+        <w:spacing w:before="0" w:after="0"/>
+        <w:ind w:end="283"/>
+        <w:rPr>
           <w:rFonts w:ascii="Bookman Old Style" w:hAnsi="Bookman Old Style" w:cs="Times New Roman"/>
           <w:bCs/>
           <w:sz w:val="26"/>
           <w:szCs w:val="26"/>
         </w:rPr>
-        <w:t>MUNICIPALITY OF NAIC</w:t>
-      </w:r>
-      <w:r>
-        <w:rPr>
-          <w:rFonts w:ascii="Bookman Old Style" w:hAnsi="Bookman Old Style" w:cs="Times New Roman"/>
+      </w:pPr>
+      <w:r>
+        <w:rPr>
+          <w:rFonts w:cs="Times New Roman" w:ascii="Bookman Old Style" w:hAnsi="Bookman Old Style"/>
           <w:bCs/>
           <w:sz w:val="26"/>
           <w:szCs w:val="26"/>
         </w:rPr>
-        <w:tab/>
-      </w:r>
-    </w:p>
-    <w:p>
-      <w:pPr>
+        <w:t>OFFICE OF THE SANGGUNIANG BAYAN</w:t>
+        <w:tab/>
+      </w:r>
+    </w:p>
+    <w:p>
+      <w:pPr>
+        <w:pStyle w:val="Normal"/>
         <w:tabs>
-          <w:tab w:val="left" w:pos="7510"/>
+          <w:tab w:val="clear" w:pos="720"/>
+          <w:tab w:val="left" w:pos="8001" w:leader="none"/>
         </w:tabs>
-        <w:spacing w:after="0"/>
-        <w:ind w:right="283"/>
-        <w:rPr>
-          <w:rFonts w:ascii="Bookman Old Style" w:hAnsi="Bookman Old Style" w:cs="Times New Roman"/>
-          <w:bCs/>
-          <w:sz w:val="26"/>
-          <w:szCs w:val="26"/>
-        </w:rPr>
-      </w:pPr>
-      <w:r>
-        <w:rPr>
-          <w:rFonts w:ascii="Bookman Old Style" w:hAnsi="Bookman Old Style" w:cs="Times New Roman"/>
-          <w:bCs/>
-          <w:sz w:val="26"/>
-          <w:szCs w:val="26"/>
-        </w:rPr>
-        <w:t>OFFICE OF THE SANGGUNIANG BAYAN</w:t>
-      </w:r>
-      <w:r>
-        <w:rPr>
-          <w:rFonts w:ascii="Bookman Old Style" w:hAnsi="Bookman Old Style" w:cs="Times New Roman"/>
-          <w:bCs/>
-          <w:sz w:val="26"/>
-          <w:szCs w:val="26"/>
-        </w:rPr>
-        <w:tab/>
-      </w:r>
-    </w:p>
-    <w:p>
-      <w:pPr>
-        <w:tabs>
-          <w:tab w:val="left" w:pos="8001"/>
-        </w:tabs>
-        <w:spacing w:after="0" w:line="240" w:lineRule="auto"/>
-        <w:ind w:right="676"/>
+        <w:spacing w:lineRule="auto" w:line="240" w:before="0" w:after="0"/>
+        <w:ind w:end="676"/>
         <w:rPr>
           <w:rFonts w:ascii="Bookman Old Style" w:hAnsi="Bookman Old Style" w:cs="Times New Roman"/>
           <w:sz w:val="14"/>
@@ -375,7 +274,7 @@
       </w:pPr>
       <w:r>
         <w:rPr>
-          <w:rFonts w:ascii="Bookman Old Style" w:hAnsi="Bookman Old Style" w:cs="Times New Roman"/>
+          <w:rFonts w:cs="Times New Roman" w:ascii="Bookman Old Style" w:hAnsi="Bookman Old Style"/>
           <w:sz w:val="14"/>
           <w:szCs w:val="14"/>
         </w:rPr>
@@ -389,42 +288,66 @@
           <w:top w:val="thinThickSmallGap" w:sz="24" w:space="1" w:color="622423"/>
         </w:pBdr>
         <w:tabs>
-          <w:tab w:val="left" w:pos="720"/>
+          <w:tab w:val="left" w:pos="720" w:leader="none"/>
         </w:tabs>
-        <w:ind w:right="301"/>
+        <w:ind w:end="301"/>
         <w:rPr>
           <w:rFonts w:ascii="Cambria" w:hAnsi="Cambria"/>
           <w:sz w:val="12"/>
           <w:szCs w:val="12"/>
         </w:rPr>
       </w:pPr>
-    </w:p>
-    <w:p>
-      <w:pPr>
-        <w:spacing w:after="0" w:line="240" w:lineRule="auto"/>
-        <w:rPr>
-          <w:rFonts w:ascii="Times New Roman" w:hAnsi="Times New Roman" w:cs="Times New Roman"/>
+      <w:r>
+        <w:rPr>
+          <w:rFonts w:ascii="Cambria" w:hAnsi="Cambria"/>
           <w:sz w:val="12"/>
           <w:szCs w:val="12"/>
         </w:rPr>
-      </w:pPr>
-    </w:p>
-    <w:p>
-      <w:pPr>
-        <w:spacing w:after="0" w:line="240" w:lineRule="auto"/>
-        <w:ind w:left="-284"/>
-        <w:jc w:val="center"/>
+      </w:r>
+    </w:p>
+    <w:p>
+      <w:pPr>
+        <w:pStyle w:val="Normal"/>
+        <w:spacing w:lineRule="auto" w:line="240" w:before="0" w:after="0"/>
         <w:rPr>
           <w:rFonts w:ascii="Times New Roman" w:hAnsi="Times New Roman" w:cs="Times New Roman"/>
           <w:sz w:val="12"/>
           <w:szCs w:val="12"/>
         </w:rPr>
       </w:pPr>
-    </w:p>
-    <w:p>
-      <w:pPr>
-        <w:spacing w:after="0" w:line="240" w:lineRule="auto"/>
-        <w:ind w:left="-284"/>
+      <w:r>
+        <w:rPr>
+          <w:rFonts w:cs="Times New Roman" w:ascii="Times New Roman" w:hAnsi="Times New Roman"/>
+          <w:sz w:val="12"/>
+          <w:szCs w:val="12"/>
+        </w:rPr>
+      </w:r>
+    </w:p>
+    <w:p>
+      <w:pPr>
+        <w:pStyle w:val="Normal"/>
+        <w:spacing w:lineRule="auto" w:line="240" w:before="0" w:after="0"/>
+        <w:ind w:start="-284"/>
+        <w:jc w:val="center"/>
+        <w:rPr>
+          <w:rFonts w:ascii="Times New Roman" w:hAnsi="Times New Roman" w:cs="Times New Roman"/>
+          <w:sz w:val="12"/>
+          <w:szCs w:val="12"/>
+        </w:rPr>
+      </w:pPr>
+      <w:r>
+        <w:rPr>
+          <w:rFonts w:cs="Times New Roman" w:ascii="Times New Roman" w:hAnsi="Times New Roman"/>
+          <w:sz w:val="12"/>
+          <w:szCs w:val="12"/>
+        </w:rPr>
+      </w:r>
+    </w:p>
+    <w:p>
+      <w:pPr>
+        <w:pStyle w:val="Normal"/>
+        <w:spacing w:lineRule="auto" w:line="240" w:before="0" w:after="0"/>
+        <w:ind w:start="-284"/>
         <w:jc w:val="center"/>
         <w:rPr>
           <w:rFonts w:ascii="Times New Roman" w:hAnsi="Times New Roman" w:cs="Times New Roman"/>
@@ -435,7 +358,7 @@
       </w:pPr>
       <w:r>
         <w:rPr>
-          <w:rFonts w:ascii="Times New Roman" w:hAnsi="Times New Roman" w:cs="Times New Roman"/>
+          <w:rFonts w:cs="Times New Roman" w:ascii="Times New Roman" w:hAnsi="Times New Roman"/>
           <w:b/>
           <w:sz w:val="26"/>
           <w:szCs w:val="26"/>
@@ -446,7 +369,8 @@
     </w:p>
     <w:p>
       <w:pPr>
-        <w:spacing w:after="0" w:line="240" w:lineRule="auto"/>
+        <w:pStyle w:val="Normal"/>
+        <w:spacing w:lineRule="auto" w:line="240" w:before="0" w:after="0"/>
         <w:jc w:val="center"/>
         <w:rPr>
           <w:rFonts w:ascii="Times New Roman" w:hAnsi="Times New Roman" w:cs="Times New Roman"/>
@@ -454,21 +378,37 @@
           <w:szCs w:val="12"/>
         </w:rPr>
       </w:pPr>
-    </w:p>
-    <w:p>
-      <w:pPr>
-        <w:spacing w:after="0" w:line="240" w:lineRule="auto"/>
-        <w:jc w:val="center"/>
-        <w:rPr>
-          <w:rFonts w:ascii="Times New Roman" w:hAnsi="Times New Roman" w:cs="Times New Roman"/>
+      <w:r>
+        <w:rPr>
+          <w:rFonts w:cs="Times New Roman" w:ascii="Times New Roman" w:hAnsi="Times New Roman"/>
           <w:sz w:val="12"/>
           <w:szCs w:val="12"/>
         </w:rPr>
-      </w:pPr>
-    </w:p>
-    <w:p>
-      <w:pPr>
-        <w:spacing w:after="0" w:line="240" w:lineRule="auto"/>
+      </w:r>
+    </w:p>
+    <w:p>
+      <w:pPr>
+        <w:pStyle w:val="Normal"/>
+        <w:spacing w:lineRule="auto" w:line="240" w:before="0" w:after="0"/>
+        <w:jc w:val="center"/>
+        <w:rPr>
+          <w:rFonts w:ascii="Times New Roman" w:hAnsi="Times New Roman" w:cs="Times New Roman"/>
+          <w:sz w:val="12"/>
+          <w:szCs w:val="12"/>
+        </w:rPr>
+      </w:pPr>
+      <w:r>
+        <w:rPr>
+          <w:rFonts w:cs="Times New Roman" w:ascii="Times New Roman" w:hAnsi="Times New Roman"/>
+          <w:sz w:val="12"/>
+          <w:szCs w:val="12"/>
+        </w:rPr>
+      </w:r>
+    </w:p>
+    <w:p>
+      <w:pPr>
+        <w:pStyle w:val="Normal"/>
+        <w:spacing w:lineRule="auto" w:line="240" w:before="0" w:after="0"/>
         <w:jc w:val="center"/>
         <w:rPr>
           <w:rFonts w:ascii="Times New Roman" w:hAnsi="Times New Roman" w:cs="Times New Roman"/>
@@ -476,10 +416,18 @@
           <w:szCs w:val="8"/>
         </w:rPr>
       </w:pPr>
-    </w:p>
-    <w:p>
-      <w:pPr>
-        <w:spacing w:after="0" w:line="360" w:lineRule="auto"/>
+      <w:r>
+        <w:rPr>
+          <w:rFonts w:cs="Times New Roman" w:ascii="Times New Roman" w:hAnsi="Times New Roman"/>
+          <w:sz w:val="8"/>
+          <w:szCs w:val="8"/>
+        </w:rPr>
+      </w:r>
+    </w:p>
+    <w:p>
+      <w:pPr>
+        <w:pStyle w:val="Normal"/>
+        <w:spacing w:lineRule="auto" w:line="360" w:before="0" w:after="0"/>
         <w:jc w:val="center"/>
         <w:rPr>
           <w:rFonts w:ascii="Times New Roman" w:hAnsi="Times New Roman" w:cs="Times New Roman"/>
@@ -489,79 +437,22 @@
       </w:pPr>
       <w:r>
         <w:rPr>
-          <w:rFonts w:ascii="Times New Roman" w:hAnsi="Times New Roman" w:cs="Times New Roman"/>
-          <w:sz w:val="20"/>
-          <w:szCs w:val="20"/>
-        </w:rPr>
-        <w:tab/>
-      </w:r>
-      <w:r>
-        <w:rPr>
-          <w:rFonts w:ascii="Times New Roman" w:hAnsi="Times New Roman" w:cs="Times New Roman"/>
-          <w:sz w:val="20"/>
-          <w:szCs w:val="20"/>
-        </w:rPr>
-        <w:tab/>
-      </w:r>
-      <w:r>
-        <w:rPr>
-          <w:rFonts w:ascii="Times New Roman" w:hAnsi="Times New Roman" w:cs="Times New Roman"/>
-          <w:sz w:val="20"/>
-          <w:szCs w:val="20"/>
-        </w:rPr>
-        <w:tab/>
-      </w:r>
-      <w:r>
-        <w:rPr>
-          <w:rFonts w:ascii="Times New Roman" w:hAnsi="Times New Roman" w:cs="Times New Roman"/>
-          <w:sz w:val="20"/>
-          <w:szCs w:val="20"/>
-        </w:rPr>
-        <w:tab/>
-      </w:r>
-      <w:r>
-        <w:rPr>
-          <w:rFonts w:ascii="Times New Roman" w:hAnsi="Times New Roman" w:cs="Times New Roman"/>
-          <w:sz w:val="20"/>
-          <w:szCs w:val="20"/>
-        </w:rPr>
-        <w:tab/>
-      </w:r>
-      <w:r>
-        <w:rPr>
-          <w:rFonts w:ascii="Times New Roman" w:hAnsi="Times New Roman" w:cs="Times New Roman"/>
-          <w:sz w:val="20"/>
-          <w:szCs w:val="20"/>
-        </w:rPr>
-        <w:tab/>
-      </w:r>
-      <w:r>
-        <w:rPr>
-          <w:rFonts w:ascii="Times New Roman" w:hAnsi="Times New Roman" w:cs="Times New Roman"/>
-          <w:sz w:val="20"/>
-          <w:szCs w:val="20"/>
-        </w:rPr>
-        <w:tab/>
-      </w:r>
-      <w:r>
-        <w:rPr>
-          <w:rFonts w:ascii="Times New Roman" w:hAnsi="Times New Roman" w:cs="Times New Roman"/>
-          <w:sz w:val="20"/>
-          <w:szCs w:val="20"/>
-        </w:rPr>
-        <w:tab/>
-      </w:r>
-      <w:r>
-        <w:rPr>
-          <w:rFonts w:ascii="Times New Roman" w:hAnsi="Times New Roman" w:cs="Times New Roman"/>
-          <w:sz w:val="20"/>
-          <w:szCs w:val="20"/>
-        </w:rPr>
+          <w:rFonts w:ascii="Times New Roman" w:hAnsi="Times New Roman"/>
+          <w:sz w:val="20"/>
+        </w:rPr>
+        <w:tab/>
+        <w:tab/>
+        <w:tab/>
+        <w:tab/>
+        <w:tab/>
+        <w:tab/>
+        <w:tab/>
+        <w:tab/>
         <w:t xml:space="preserve">SBN: </w:t>
       </w:r>
       <w:r>
         <w:rPr>
-          <w:rFonts w:ascii="Times New Roman" w:eastAsia="Times New Roman" w:hAnsi="Times New Roman" w:cs="Times New Roman"/>
+          <w:rFonts w:eastAsia="Times New Roman" w:cs="Times New Roman" w:ascii="Times New Roman" w:hAnsi="Times New Roman"/>
           <w:b/>
           <w:bCs/>
           <w:sz w:val="24"/>
@@ -572,7 +463,8 @@
     </w:p>
     <w:p>
       <w:pPr>
-        <w:spacing w:after="0" w:line="360" w:lineRule="auto"/>
+        <w:pStyle w:val="Normal"/>
+        <w:spacing w:lineRule="auto" w:line="360" w:before="0" w:after="0"/>
         <w:jc w:val="center"/>
         <w:rPr>
           <w:rFonts w:ascii="Times New Roman" w:hAnsi="Times New Roman" w:cs="Times New Roman"/>
@@ -580,22 +472,38 @@
           <w:szCs w:val="8"/>
         </w:rPr>
       </w:pPr>
-    </w:p>
-    <w:p>
-      <w:pPr>
-        <w:spacing w:after="0" w:line="360" w:lineRule="auto"/>
-        <w:jc w:val="center"/>
-        <w:rPr>
-          <w:rFonts w:ascii="Times New Roman" w:hAnsi="Times New Roman" w:cs="Times New Roman"/>
+      <w:r>
+        <w:rPr>
+          <w:rFonts w:cs="Times New Roman" w:ascii="Times New Roman" w:hAnsi="Times New Roman"/>
           <w:sz w:val="8"/>
           <w:szCs w:val="8"/>
         </w:rPr>
-      </w:pPr>
-    </w:p>
-    <w:p>
-      <w:pPr>
-        <w:spacing w:after="0" w:line="240" w:lineRule="auto"/>
-        <w:ind w:right="276"/>
+      </w:r>
+    </w:p>
+    <w:p>
+      <w:pPr>
+        <w:pStyle w:val="Normal"/>
+        <w:spacing w:lineRule="auto" w:line="360" w:before="0" w:after="0"/>
+        <w:jc w:val="center"/>
+        <w:rPr>
+          <w:rFonts w:ascii="Times New Roman" w:hAnsi="Times New Roman" w:cs="Times New Roman"/>
+          <w:sz w:val="8"/>
+          <w:szCs w:val="8"/>
+        </w:rPr>
+      </w:pPr>
+      <w:r>
+        <w:rPr>
+          <w:rFonts w:cs="Times New Roman" w:ascii="Times New Roman" w:hAnsi="Times New Roman"/>
+          <w:sz w:val="8"/>
+          <w:szCs w:val="8"/>
+        </w:rPr>
+      </w:r>
+    </w:p>
+    <w:p>
+      <w:pPr>
+        <w:pStyle w:val="Normal"/>
+        <w:spacing w:lineRule="auto" w:line="240" w:before="0" w:after="0"/>
+        <w:ind w:end="276"/>
         <w:jc w:val="both"/>
         <w:rPr>
           <w:rFonts w:ascii="Times New Roman" w:hAnsi="Times New Roman" w:cs="Times New Roman"/>
@@ -605,57 +513,18 @@
       </w:pPr>
       <w:r>
         <w:rPr>
-          <w:rFonts w:ascii="Times New Roman" w:hAnsi="Times New Roman" w:cs="Times New Roman"/>
-          <w:sz w:val="20"/>
-          <w:szCs w:val="20"/>
-        </w:rPr>
-        <w:tab/>
-        <w:t>Pursuant to Municipal</w:t>
-      </w:r>
-      <w:r>
-        <w:rPr>
-          <w:rFonts w:ascii="Times New Roman" w:hAnsi="Times New Roman" w:cs="Times New Roman"/>
-          <w:sz w:val="20"/>
-          <w:szCs w:val="20"/>
-        </w:rPr>
-        <w:t xml:space="preserve"> Ordinance 02 – S – 2006 and Ordinance # 01 – S – 2011, motorized tricycle </w:t>
-      </w:r>
-      <w:r>
-        <w:rPr>
-          <w:rFonts w:ascii="Times New Roman" w:hAnsi="Times New Roman" w:cs="Times New Roman"/>
-          <w:sz w:val="20"/>
-          <w:szCs w:val="20"/>
-        </w:rPr>
-        <w:t xml:space="preserve">– </w:t>
-      </w:r>
-      <w:r>
-        <w:rPr>
-          <w:rFonts w:ascii="Times New Roman" w:hAnsi="Times New Roman" w:cs="Times New Roman"/>
-          <w:sz w:val="20"/>
-          <w:szCs w:val="20"/>
-        </w:rPr>
-        <w:t>for</w:t>
-      </w:r>
-      <w:r>
-        <w:rPr>
-          <w:rFonts w:ascii="Times New Roman" w:hAnsi="Times New Roman" w:cs="Times New Roman"/>
-          <w:sz w:val="20"/>
-          <w:szCs w:val="20"/>
-        </w:rPr>
-        <w:t xml:space="preserve"> – hire </w:t>
-      </w:r>
-      <w:r>
-        <w:rPr>
-          <w:rFonts w:ascii="Times New Roman" w:hAnsi="Times New Roman" w:cs="Times New Roman"/>
-          <w:sz w:val="20"/>
-          <w:szCs w:val="20"/>
-        </w:rPr>
-        <w:t>franchise is hereby granted to:</w:t>
-      </w:r>
-    </w:p>
-    <w:p>
-      <w:pPr>
-        <w:spacing w:after="0" w:line="360" w:lineRule="auto"/>
+          <w:rFonts w:cs="Times New Roman" w:ascii="Times New Roman" w:hAnsi="Times New Roman"/>
+          <w:sz w:val="20"/>
+          <w:szCs w:val="20"/>
+        </w:rPr>
+        <w:tab/>
+        <w:t>Pursuant to Municipal Ordinance 02 – S – 2006 and Ordinance # 01 – S – 2011, motorized tricycle – for – hire franchise is hereby granted to:</w:t>
+      </w:r>
+    </w:p>
+    <w:p>
+      <w:pPr>
+        <w:pStyle w:val="Normal"/>
+        <w:spacing w:lineRule="auto" w:line="360" w:before="0" w:after="0"/>
         <w:jc w:val="both"/>
         <w:rPr>
           <w:rFonts w:ascii="Times New Roman" w:hAnsi="Times New Roman" w:cs="Times New Roman"/>
@@ -663,197 +532,131 @@
           <w:szCs w:val="20"/>
         </w:rPr>
       </w:pPr>
-    </w:p>
-    <w:p>
-      <w:pPr>
-        <w:spacing w:after="0" w:line="360" w:lineRule="auto"/>
+      <w:r>
+        <w:rPr>
+          <w:rFonts w:cs="Times New Roman" w:ascii="Times New Roman" w:hAnsi="Times New Roman"/>
+          <w:sz w:val="20"/>
+          <w:szCs w:val="20"/>
+        </w:rPr>
+      </w:r>
+    </w:p>
+    <w:p>
+      <w:pPr>
+        <w:pStyle w:val="Normal"/>
+        <w:spacing w:lineRule="auto" w:line="360" w:before="0" w:after="0"/>
         <w:ind w:firstLine="720"/>
         <w:jc w:val="both"/>
         <w:rPr>
-          <w:rFonts w:ascii="Times New Roman" w:eastAsia="Times New Roman" w:hAnsi="Times New Roman" w:cs="Times New Roman"/>
+          <w:rFonts w:ascii="Times New Roman" w:hAnsi="Times New Roman" w:eastAsia="Times New Roman" w:cs="Times New Roman"/>
           <w:b/>
           <w:bCs/>
         </w:rPr>
       </w:pPr>
       <w:r>
         <w:rPr>
-          <w:rFonts w:ascii="Times New Roman" w:eastAsia="Times New Roman" w:hAnsi="Times New Roman" w:cs="Times New Roman"/>
+          <w:rFonts w:ascii="Times New Roman" w:hAnsi="Times New Roman"/>
         </w:rPr>
         <w:t>NAME</w:t>
-      </w:r>
-      <w:r>
-        <w:rPr>
-          <w:rFonts w:ascii="Times New Roman" w:eastAsia="Times New Roman" w:hAnsi="Times New Roman" w:cs="Times New Roman"/>
-        </w:rPr>
         <w:tab/>
         <w:t>:</w:t>
-      </w:r>
-      <w:r>
-        <w:rPr>
-          <w:rFonts w:ascii="Times New Roman" w:eastAsia="Times New Roman" w:hAnsi="Times New Roman" w:cs="Times New Roman"/>
+        <w:tab/>
+      </w:r>
+      <w:r>
+        <w:rPr>
+          <w:rFonts w:eastAsia="Times New Roman" w:cs="Times New Roman" w:ascii="Times New Roman" w:hAnsi="Times New Roman"/>
           <w:b/>
           <w:bCs/>
         </w:rPr>
-        <w:tab/>
         <w:t>[NAME]</w:t>
       </w:r>
       <w:r>
         <w:rPr>
-          <w:rFonts w:ascii="Times New Roman" w:eastAsia="Times New Roman" w:hAnsi="Times New Roman" w:cs="Times New Roman"/>
+          <w:rFonts w:ascii="Times New Roman" w:hAnsi="Times New Roman"/>
+        </w:rPr>
+        <w:tab/>
+        <w:tab/>
+        <w:tab/>
+      </w:r>
+    </w:p>
+    <w:p>
+      <w:pPr>
+        <w:pStyle w:val="Normal"/>
+        <w:tabs>
+          <w:tab w:val="left" w:pos="720" w:leader="none"/>
+          <w:tab w:val="left" w:pos="1440" w:leader="none"/>
+          <w:tab w:val="left" w:pos="2160" w:leader="none"/>
+          <w:tab w:val="left" w:pos="3060" w:leader="none"/>
+        </w:tabs>
+        <w:spacing w:lineRule="auto" w:line="360" w:before="0" w:after="0"/>
+        <w:jc w:val="both"/>
+        <w:rPr>
+          <w:rFonts w:ascii="Times New Roman" w:hAnsi="Times New Roman" w:eastAsia="Times New Roman" w:cs="Times New Roman"/>
           <w:b/>
           <w:bCs/>
         </w:rPr>
-        <w:tab/>
-      </w:r>
-      <w:r>
-        <w:rPr>
-          <w:rFonts w:ascii="Times New Roman" w:eastAsia="Times New Roman" w:hAnsi="Times New Roman" w:cs="Times New Roman"/>
+      </w:pPr>
+      <w:r>
+        <w:rPr>
+          <w:rFonts w:ascii="Times New Roman" w:hAnsi="Times New Roman"/>
+        </w:rPr>
+        <w:tab/>
+        <w:t xml:space="preserve">ADDRESS:       </w:t>
+      </w:r>
+      <w:r>
+        <w:rPr>
+          <w:rFonts w:eastAsia="Times New Roman" w:cs="Times New Roman" w:ascii="Times New Roman" w:hAnsi="Times New Roman"/>
           <w:b/>
           <w:bCs/>
         </w:rPr>
-        <w:tab/>
-      </w:r>
-      <w:r>
-        <w:rPr>
-          <w:rFonts w:ascii="Times New Roman" w:eastAsia="Times New Roman" w:hAnsi="Times New Roman" w:cs="Times New Roman"/>
-          <w:b/>
-          <w:bCs/>
-        </w:rPr>
-        <w:tab/>
-      </w:r>
-    </w:p>
-    <w:p>
-      <w:pPr>
-        <w:tabs>
-          <w:tab w:val="left" w:pos="720"/>
-          <w:tab w:val="left" w:pos="1440"/>
-          <w:tab w:val="left" w:pos="2160"/>
-          <w:tab w:val="left" w:pos="3060"/>
-        </w:tabs>
-        <w:spacing w:after="0" w:line="360" w:lineRule="auto"/>
-        <w:jc w:val="both"/>
-        <w:rPr>
-          <w:rFonts w:ascii="Times New Roman" w:eastAsia="Times New Roman" w:hAnsi="Times New Roman" w:cs="Times New Roman"/>
-          <w:b/>
-          <w:bCs/>
-        </w:rPr>
-      </w:pPr>
-      <w:r>
-        <w:rPr>
-          <w:rFonts w:ascii="Times New Roman" w:eastAsia="Times New Roman" w:hAnsi="Times New Roman" w:cs="Times New Roman"/>
-        </w:rPr>
-        <w:tab/>
-        <w:t xml:space="preserve">ADDRESS:    </w:t>
-      </w:r>
-      <w:proofErr w:type="gramStart"/>
-      <w:r>
-        <w:rPr>
-          <w:rFonts w:ascii="Times New Roman" w:eastAsia="Times New Roman" w:hAnsi="Times New Roman" w:cs="Times New Roman"/>
-        </w:rPr>
-        <w:t xml:space="preserve">   </w:t>
-      </w:r>
-      <w:r>
-        <w:rPr>
-          <w:rFonts w:ascii="Times New Roman" w:eastAsia="Times New Roman" w:hAnsi="Times New Roman" w:cs="Times New Roman"/>
-          <w:b/>
-          <w:bCs/>
-        </w:rPr>
-        <w:t>[</w:t>
-      </w:r>
-      <w:proofErr w:type="gramEnd"/>
-      <w:r>
-        <w:rPr>
-          <w:rFonts w:ascii="Times New Roman" w:eastAsia="Times New Roman" w:hAnsi="Times New Roman" w:cs="Times New Roman"/>
-          <w:b/>
-          <w:bCs/>
-        </w:rPr>
-        <w:t>ADDRESS]</w:t>
+        <w:t>[ADDRESS]</w:t>
       </w:r>
     </w:p>
     <w:tbl>
       <w:tblPr>
-        <w:tblW w:w="9800" w:type="dxa"/>
+        <w:tblW w:w="8453" w:type="dxa"/>
+        <w:jc w:val="start"/>
         <w:tblInd w:w="1440" w:type="dxa"/>
-        <w:tblBorders>
-          <w:top w:val="single" w:sz="8" w:space="0" w:color="000000"/>
-          <w:left w:val="single" w:sz="8" w:space="0" w:color="000000"/>
-          <w:bottom w:val="single" w:sz="8" w:space="0" w:color="000000"/>
-          <w:right w:val="single" w:sz="8" w:space="0" w:color="000000"/>
-          <w:insideH w:val="single" w:sz="8" w:space="0" w:color="000000"/>
-          <w:insideV w:val="single" w:sz="8" w:space="0" w:color="000000"/>
-        </w:tblBorders>
         <w:tblLayout w:type="fixed"/>
-        <w:tblLook w:val="0600" w:firstRow="0" w:lastRow="0" w:firstColumn="0" w:lastColumn="0" w:noHBand="1" w:noVBand="1"/>
+        <w:tblCellMar>
+          <w:top w:w="0" w:type="dxa"/>
+          <w:start w:w="0" w:type="dxa"/>
+          <w:bottom w:w="0" w:type="dxa"/>
+          <w:end w:w="0" w:type="dxa"/>
+        </w:tblCellMar>
+        <w:tblLook w:noHBand="1" w:noVBand="1" w:firstColumn="0" w:lastRow="0" w:lastColumn="0" w:firstRow="0" w:val="0600"/>
       </w:tblPr>
       <w:tblGrid>
-        <w:gridCol w:w="4500"/>
-        <w:gridCol w:w="5300"/>
+        <w:gridCol w:w="4088"/>
+        <w:gridCol w:w="4365"/>
       </w:tblGrid>
       <w:tr>
+        <w:trPr/>
         <w:tc>
           <w:tcPr>
-            <w:tcW w:w="4500" w:type="dxa"/>
-            <w:tcBorders>
-              <w:top w:val="nil"/>
-              <w:left w:val="nil"/>
-              <w:bottom w:val="nil"/>
-              <w:right w:val="nil"/>
-            </w:tcBorders>
-            <w:tcMar>
-              <w:top w:w="0" w:type="dxa"/>
-              <w:left w:w="0" w:type="dxa"/>
-              <w:bottom w:w="0" w:type="dxa"/>
-              <w:right w:w="0" w:type="dxa"/>
-            </w:tcMar>
+            <w:tcW w:w="4088" w:type="dxa"/>
+            <w:tcBorders/>
           </w:tcPr>
           <w:p>
             <w:pPr>
-              <w:widowControl w:val="0"/>
-              <w:pBdr>
-                <w:top w:val="nil"/>
-                <w:left w:val="nil"/>
-                <w:bottom w:val="nil"/>
-                <w:right w:val="nil"/>
-                <w:between w:val="nil"/>
-              </w:pBdr>
-              <w:spacing w:after="0" w:line="360" w:lineRule="auto"/>
+              <w:pStyle w:val="Normal"/>
+              <w:widowControl w:val="false"/>
+              <w:pBdr/>
+              <w:spacing w:lineRule="auto" w:line="360" w:before="0" w:after="0"/>
               <w:rPr>
-                <w:rFonts w:ascii="Times New Roman" w:eastAsia="Times New Roman" w:hAnsi="Times New Roman" w:cs="Times New Roman"/>
+                <w:rFonts w:ascii="Times New Roman" w:hAnsi="Times New Roman" w:eastAsia="Times New Roman" w:cs="Times New Roman"/>
                 <w:b/>
                 <w:bCs/>
               </w:rPr>
             </w:pPr>
             <w:r>
               <w:rPr>
-                <w:rFonts w:ascii="Times New Roman" w:eastAsia="Times New Roman" w:hAnsi="Times New Roman" w:cs="Times New Roman"/>
+                <w:rFonts w:ascii="Times New Roman" w:hAnsi="Times New Roman"/>
               </w:rPr>
-              <w:t xml:space="preserve">Motor </w:t>
-            </w:r>
-            <w:proofErr w:type="gramStart"/>
-            <w:r>
-              <w:rPr>
-                <w:rFonts w:ascii="Times New Roman" w:eastAsia="Times New Roman" w:hAnsi="Times New Roman" w:cs="Times New Roman"/>
-              </w:rPr>
-              <w:t>No.</w:t>
+              <w:t xml:space="preserve">Motor No.  :      </w:t>
             </w:r>
             <w:r>
               <w:rPr>
-                <w:rFonts w:ascii="Times New Roman" w:eastAsia="Times New Roman" w:hAnsi="Times New Roman" w:cs="Times New Roman"/>
-              </w:rPr>
-              <w:t xml:space="preserve">  :</w:t>
-            </w:r>
-            <w:proofErr w:type="gramEnd"/>
-            <w:r>
-              <w:rPr>
-                <w:rFonts w:ascii="Times New Roman" w:eastAsia="Times New Roman" w:hAnsi="Times New Roman" w:cs="Times New Roman"/>
-                <w:b/>
-                <w:bCs/>
-              </w:rPr>
-              <w:t xml:space="preserve">      </w:t>
-            </w:r>
-            <w:r>
-              <w:rPr>
-                <w:rFonts w:ascii="Times New Roman" w:eastAsia="Times New Roman" w:hAnsi="Times New Roman" w:cs="Times New Roman"/>
+                <w:rFonts w:eastAsia="Times New Roman" w:cs="Times New Roman" w:ascii="Times New Roman" w:hAnsi="Times New Roman"/>
                 <w:b/>
                 <w:bCs/>
               </w:rPr>
@@ -863,54 +666,30 @@
         </w:tc>
         <w:tc>
           <w:tcPr>
-            <w:tcW w:w="5300" w:type="dxa"/>
-            <w:tcBorders>
-              <w:top w:val="nil"/>
-              <w:left w:val="nil"/>
-              <w:bottom w:val="nil"/>
-              <w:right w:val="nil"/>
-            </w:tcBorders>
-            <w:tcMar>
-              <w:top w:w="0" w:type="dxa"/>
-              <w:left w:w="0" w:type="dxa"/>
-              <w:bottom w:w="0" w:type="dxa"/>
-              <w:right w:w="0" w:type="dxa"/>
-            </w:tcMar>
+            <w:tcW w:w="4365" w:type="dxa"/>
+            <w:tcBorders/>
           </w:tcPr>
           <w:p>
             <w:pPr>
-              <w:widowControl w:val="0"/>
-              <w:pBdr>
-                <w:top w:val="nil"/>
-                <w:left w:val="nil"/>
-                <w:bottom w:val="nil"/>
-                <w:right w:val="nil"/>
-                <w:between w:val="nil"/>
-              </w:pBdr>
-              <w:spacing w:after="0" w:line="360" w:lineRule="auto"/>
+              <w:pStyle w:val="Normal"/>
+              <w:widowControl w:val="false"/>
+              <w:pBdr/>
+              <w:spacing w:lineRule="auto" w:line="360" w:before="0" w:after="0"/>
               <w:rPr>
-                <w:rFonts w:ascii="Times New Roman" w:eastAsia="Times New Roman" w:hAnsi="Times New Roman" w:cs="Times New Roman"/>
+                <w:rFonts w:ascii="Times New Roman" w:hAnsi="Times New Roman" w:eastAsia="Times New Roman" w:cs="Times New Roman"/>
                 <w:b/>
                 <w:bCs/>
               </w:rPr>
             </w:pPr>
             <w:r>
               <w:rPr>
-                <w:rFonts w:ascii="Times New Roman" w:eastAsia="Times New Roman" w:hAnsi="Times New Roman" w:cs="Times New Roman"/>
+                <w:rFonts w:ascii="Times New Roman" w:hAnsi="Times New Roman"/>
               </w:rPr>
-              <w:t>Plate No. :</w:t>
+              <w:t xml:space="preserve">Plate No. : </w:t>
             </w:r>
             <w:r>
               <w:rPr>
-                <w:rFonts w:ascii="Times New Roman" w:eastAsia="Times New Roman" w:hAnsi="Times New Roman" w:cs="Times New Roman"/>
-                <w:b/>
-                <w:bCs/>
-              </w:rPr>
-              <w:t xml:space="preserve"> </w:t>
-            </w:r>
-            <w:r>
-              <w:rPr>
-                <w:rFonts w:ascii="Times New Roman" w:eastAsia="Times New Roman" w:hAnsi="Times New Roman" w:cs="Times New Roman"/>
+                <w:rFonts w:eastAsia="Times New Roman" w:cs="Times New Roman" w:ascii="Times New Roman" w:hAnsi="Times New Roman"/>
                 <w:b/>
                 <w:bCs/>
               </w:rPr>
@@ -920,139 +699,72 @@
         </w:tc>
       </w:tr>
       <w:tr>
+        <w:trPr/>
         <w:tc>
           <w:tcPr>
-            <w:tcW w:w="4500" w:type="dxa"/>
-            <w:tcBorders>
-              <w:top w:val="nil"/>
-              <w:left w:val="nil"/>
-              <w:bottom w:val="nil"/>
-              <w:right w:val="nil"/>
-            </w:tcBorders>
-            <w:tcMar>
-              <w:top w:w="0" w:type="dxa"/>
-              <w:left w:w="0" w:type="dxa"/>
-              <w:bottom w:w="0" w:type="dxa"/>
-              <w:right w:w="0" w:type="dxa"/>
-            </w:tcMar>
+            <w:tcW w:w="4088" w:type="dxa"/>
+            <w:tcBorders/>
           </w:tcPr>
           <w:p>
             <w:pPr>
-              <w:widowControl w:val="0"/>
-              <w:pBdr>
-                <w:top w:val="nil"/>
-                <w:left w:val="nil"/>
-                <w:bottom w:val="nil"/>
-                <w:right w:val="nil"/>
-                <w:between w:val="nil"/>
-              </w:pBdr>
-              <w:spacing w:after="0" w:line="360" w:lineRule="auto"/>
+              <w:pStyle w:val="Normal"/>
+              <w:widowControl w:val="false"/>
+              <w:pBdr/>
+              <w:spacing w:lineRule="auto" w:line="360" w:before="0" w:after="0"/>
               <w:rPr>
-                <w:rFonts w:ascii="Times New Roman" w:eastAsia="Times New Roman" w:hAnsi="Times New Roman" w:cs="Times New Roman"/>
+                <w:rFonts w:ascii="Times New Roman" w:hAnsi="Times New Roman" w:eastAsia="Times New Roman" w:cs="Times New Roman"/>
                 <w:b/>
                 <w:bCs/>
               </w:rPr>
             </w:pPr>
             <w:r>
               <w:rPr>
-                <w:rFonts w:ascii="Times New Roman" w:eastAsia="Times New Roman" w:hAnsi="Times New Roman" w:cs="Times New Roman"/>
+                <w:rFonts w:ascii="Times New Roman" w:hAnsi="Times New Roman"/>
               </w:rPr>
-              <w:t>Chassis No.</w:t>
+              <w:t xml:space="preserve">Chassis No.:      </w:t>
             </w:r>
             <w:r>
               <w:rPr>
-                <w:rFonts w:ascii="Times New Roman" w:eastAsia="Times New Roman" w:hAnsi="Times New Roman" w:cs="Times New Roman"/>
-              </w:rPr>
-              <w:t>:</w:t>
-            </w:r>
-            <w:r>
-              <w:rPr>
-                <w:rFonts w:ascii="Times New Roman" w:eastAsia="Times New Roman" w:hAnsi="Times New Roman" w:cs="Times New Roman"/>
+                <w:rFonts w:eastAsia="Times New Roman" w:cs="Times New Roman" w:ascii="Times New Roman" w:hAnsi="Times New Roman"/>
                 <w:b/>
                 <w:bCs/>
               </w:rPr>
-              <w:t xml:space="preserve">   </w:t>
-            </w:r>
-            <w:proofErr w:type="gramStart"/>
-            <w:r>
-              <w:rPr>
-                <w:rFonts w:ascii="Times New Roman" w:eastAsia="Times New Roman" w:hAnsi="Times New Roman" w:cs="Times New Roman"/>
-                <w:b/>
-                <w:bCs/>
-              </w:rPr>
-              <w:t xml:space="preserve">   </w:t>
-            </w:r>
-            <w:r>
-              <w:rPr>
-                <w:rFonts w:ascii="Times New Roman" w:eastAsia="Times New Roman" w:hAnsi="Times New Roman" w:cs="Times New Roman"/>
-                <w:b/>
-                <w:bCs/>
-              </w:rPr>
-              <w:t>{</w:t>
-            </w:r>
-            <w:proofErr w:type="gramEnd"/>
-            <w:r>
-              <w:rPr>
-                <w:rFonts w:ascii="Times New Roman" w:eastAsia="Times New Roman" w:hAnsi="Times New Roman" w:cs="Times New Roman"/>
-                <w:b/>
-                <w:bCs/>
-              </w:rPr>
-              <w:t>{CHASSIS_NO}}</w:t>
+              <w:t>{{CHASSIS_NO}}</w:t>
             </w:r>
           </w:p>
         </w:tc>
         <w:tc>
           <w:tcPr>
-            <w:tcW w:w="5300" w:type="dxa"/>
-            <w:tcBorders>
-              <w:top w:val="nil"/>
-              <w:left w:val="nil"/>
-              <w:bottom w:val="nil"/>
-              <w:right w:val="nil"/>
-            </w:tcBorders>
-            <w:tcMar>
-              <w:top w:w="0" w:type="dxa"/>
-              <w:left w:w="0" w:type="dxa"/>
-              <w:bottom w:w="0" w:type="dxa"/>
-              <w:right w:w="0" w:type="dxa"/>
-            </w:tcMar>
+            <w:tcW w:w="4365" w:type="dxa"/>
+            <w:tcBorders/>
           </w:tcPr>
           <w:p>
             <w:pPr>
-              <w:widowControl w:val="0"/>
-              <w:pBdr>
-                <w:top w:val="nil"/>
-                <w:left w:val="nil"/>
-                <w:bottom w:val="nil"/>
-                <w:right w:val="nil"/>
-                <w:between w:val="nil"/>
-              </w:pBdr>
-              <w:spacing w:after="0" w:line="360" w:lineRule="auto"/>
+              <w:pStyle w:val="Normal"/>
+              <w:widowControl w:val="false"/>
+              <w:pBdr/>
+              <w:spacing w:lineRule="auto" w:line="360" w:before="0" w:after="0"/>
               <w:rPr>
-                <w:rFonts w:ascii="Times New Roman" w:eastAsia="Times New Roman" w:hAnsi="Times New Roman" w:cs="Times New Roman"/>
+                <w:rFonts w:ascii="Times New Roman" w:hAnsi="Times New Roman" w:eastAsia="Times New Roman" w:cs="Times New Roman"/>
                 <w:b/>
                 <w:bCs/>
               </w:rPr>
             </w:pPr>
             <w:r>
               <w:rPr>
-                <w:rFonts w:ascii="Times New Roman" w:eastAsia="Times New Roman" w:hAnsi="Times New Roman" w:cs="Times New Roman"/>
+                <w:rFonts w:ascii="Times New Roman" w:hAnsi="Times New Roman"/>
               </w:rPr>
-              <w:t xml:space="preserve">Route </w:t>
+              <w:t xml:space="preserve">Route : </w:t>
             </w:r>
             <w:r>
               <w:rPr>
-                <w:rFonts w:ascii="Times New Roman" w:eastAsia="Times New Roman" w:hAnsi="Times New Roman" w:cs="Times New Roman"/>
-              </w:rPr>
-              <w:t>:</w:t>
-            </w:r>
-            <w:r>
-              <w:rPr>
-                <w:rFonts w:ascii="Times New Roman" w:eastAsia="Times New Roman" w:hAnsi="Times New Roman" w:cs="Times New Roman"/>
+                <w:rFonts w:eastAsia="Times New Roman" w:cs="Times New Roman" w:ascii="Times New Roman" w:hAnsi="Times New Roman"/>
                 <w:b/>
                 <w:bCs/>
+                <w:sz w:val="22"/>
+                <w:szCs w:val="22"/>
               </w:rPr>
-              <w:t xml:space="preserve"> {{ROUTE}}</w:t>
+              <w:t>{{ROUTE}}</w:t>
             </w:r>
           </w:p>
         </w:tc>
@@ -1060,69 +772,41 @@
     </w:tbl>
     <w:p>
       <w:pPr>
-        <w:spacing w:after="0" w:line="360" w:lineRule="auto"/>
-        <w:ind w:left="720"/>
+        <w:pStyle w:val="Normal"/>
+        <w:spacing w:lineRule="auto" w:line="360" w:before="0" w:after="0"/>
+        <w:ind w:start="720"/>
         <w:jc w:val="both"/>
         <w:rPr>
-          <w:rFonts w:ascii="Times New Roman" w:eastAsia="Times New Roman" w:hAnsi="Times New Roman" w:cs="Times New Roman"/>
+          <w:rFonts w:ascii="Times New Roman" w:hAnsi="Times New Roman" w:eastAsia="Times New Roman" w:cs="Times New Roman"/>
           <w:b/>
           <w:bCs/>
         </w:rPr>
       </w:pPr>
       <w:r>
         <w:rPr>
-          <w:rFonts w:ascii="Times New Roman" w:eastAsia="Times New Roman" w:hAnsi="Times New Roman" w:cs="Times New Roman"/>
+          <w:rFonts w:ascii="Times New Roman" w:hAnsi="Times New Roman"/>
+        </w:rPr>
+        <w:t xml:space="preserve">             </w:t>
+      </w:r>
+      <w:r>
+        <w:rPr>
+          <w:rFonts w:ascii="Times New Roman" w:hAnsi="Times New Roman"/>
+        </w:rPr>
+        <w:t xml:space="preserve">Make          :      </w:t>
+      </w:r>
+      <w:r>
+        <w:rPr>
+          <w:rFonts w:eastAsia="Times New Roman" w:cs="Times New Roman" w:ascii="Times New Roman" w:hAnsi="Times New Roman"/>
           <w:b/>
           <w:bCs/>
         </w:rPr>
-        <w:t xml:space="preserve">        </w:t>
-      </w:r>
-      <w:r>
-        <w:rPr>
-          <w:rFonts w:ascii="Times New Roman" w:eastAsia="Times New Roman" w:hAnsi="Times New Roman" w:cs="Times New Roman"/>
-          <w:b/>
-          <w:bCs/>
-        </w:rPr>
-        <w:t xml:space="preserve">     </w:t>
-      </w:r>
-      <w:r>
-        <w:rPr>
-          <w:rFonts w:ascii="Times New Roman" w:eastAsia="Times New Roman" w:hAnsi="Times New Roman" w:cs="Times New Roman"/>
-        </w:rPr>
-        <w:t xml:space="preserve">Make        </w:t>
-      </w:r>
-      <w:proofErr w:type="gramStart"/>
-      <w:r>
-        <w:rPr>
-          <w:rFonts w:ascii="Times New Roman" w:eastAsia="Times New Roman" w:hAnsi="Times New Roman" w:cs="Times New Roman"/>
-        </w:rPr>
-        <w:t xml:space="preserve">  :</w:t>
-      </w:r>
-      <w:proofErr w:type="gramEnd"/>
-      <w:r>
-        <w:rPr>
-          <w:rFonts w:ascii="Times New Roman" w:eastAsia="Times New Roman" w:hAnsi="Times New Roman" w:cs="Times New Roman"/>
-        </w:rPr>
-        <w:t xml:space="preserve">     </w:t>
-      </w:r>
-      <w:r>
-        <w:rPr>
-          <w:rFonts w:ascii="Times New Roman" w:eastAsia="Times New Roman" w:hAnsi="Times New Roman" w:cs="Times New Roman"/>
-        </w:rPr>
-        <w:t xml:space="preserve"> </w:t>
-      </w:r>
-      <w:r>
-        <w:rPr>
-          <w:rFonts w:ascii="Times New Roman" w:eastAsia="Times New Roman" w:hAnsi="Times New Roman" w:cs="Times New Roman"/>
-          <w:b/>
-          <w:bCs/>
-        </w:rPr>
         <w:t>[MAKE]</w:t>
       </w:r>
     </w:p>
     <w:p>
       <w:pPr>
-        <w:spacing w:after="0" w:line="360" w:lineRule="auto"/>
+        <w:pStyle w:val="Normal"/>
+        <w:spacing w:lineRule="auto" w:line="360" w:before="0" w:after="0"/>
         <w:jc w:val="both"/>
         <w:rPr>
           <w:rFonts w:ascii="Times New Roman" w:hAnsi="Times New Roman" w:cs="Times New Roman"/>
@@ -1130,11 +814,19 @@
           <w:szCs w:val="8"/>
         </w:rPr>
       </w:pPr>
-    </w:p>
-    <w:p>
-      <w:pPr>
-        <w:spacing w:after="0" w:line="360" w:lineRule="auto"/>
-        <w:ind w:right="262"/>
+      <w:r>
+        <w:rPr>
+          <w:rFonts w:cs="Times New Roman" w:ascii="Times New Roman" w:hAnsi="Times New Roman"/>
+          <w:sz w:val="8"/>
+          <w:szCs w:val="8"/>
+        </w:rPr>
+      </w:r>
+    </w:p>
+    <w:p>
+      <w:pPr>
+        <w:pStyle w:val="Normal"/>
+        <w:spacing w:lineRule="auto" w:line="360" w:before="0" w:after="0"/>
+        <w:ind w:end="262"/>
         <w:jc w:val="both"/>
         <w:rPr>
           <w:rFonts w:ascii="Times New Roman" w:hAnsi="Times New Roman" w:cs="Times New Roman"/>
@@ -1147,7 +839,7 @@
       <w:bookmarkStart w:id="1" w:name="_Hlk202943617"/>
       <w:r>
         <w:rPr>
-          <w:rFonts w:ascii="Times New Roman" w:hAnsi="Times New Roman" w:cs="Times New Roman"/>
+          <w:rFonts w:cs="Times New Roman" w:ascii="Times New Roman" w:hAnsi="Times New Roman"/>
           <w:b/>
           <w:bCs/>
           <w:u w:val="single"/>
@@ -1157,8 +849,9 @@
     </w:p>
     <w:p>
       <w:pPr>
-        <w:spacing w:after="0" w:line="360" w:lineRule="auto"/>
-        <w:ind w:right="262"/>
+        <w:pStyle w:val="Normal"/>
+        <w:spacing w:lineRule="auto" w:line="360" w:before="0" w:after="0"/>
+        <w:ind w:end="262"/>
         <w:jc w:val="both"/>
         <w:rPr>
           <w:rFonts w:ascii="Times New Roman" w:hAnsi="Times New Roman" w:cs="Times New Roman"/>
@@ -1169,6 +862,42 @@
           <w:u w:val="single"/>
         </w:rPr>
       </w:pPr>
+      <w:r>
+        <w:rPr>
+          <w:rFonts w:cs="Times New Roman" w:ascii="Times New Roman" w:hAnsi="Times New Roman"/>
+          <w:b/>
+          <w:bCs/>
+          <w:sz w:val="10"/>
+          <w:szCs w:val="10"/>
+          <w:u w:val="single"/>
+        </w:rPr>
+      </w:r>
+    </w:p>
+    <w:p>
+      <w:pPr>
+        <w:pStyle w:val="ListParagraph"/>
+        <w:numPr>
+          <w:ilvl w:val="0"/>
+          <w:numId w:val="3"/>
+        </w:numPr>
+        <w:spacing w:before="0" w:after="0"/>
+        <w:ind w:hanging="360" w:start="720" w:end="262"/>
+        <w:contextualSpacing/>
+        <w:jc w:val="both"/>
+        <w:rPr>
+          <w:rFonts w:ascii="Times New Roman" w:hAnsi="Times New Roman" w:cs="Times New Roman"/>
+          <w:sz w:val="20"/>
+          <w:szCs w:val="20"/>
+        </w:rPr>
+      </w:pPr>
+      <w:r>
+        <w:rPr>
+          <w:rFonts w:cs="Times New Roman" w:ascii="Times New Roman" w:hAnsi="Times New Roman"/>
+          <w:sz w:val="20"/>
+          <w:szCs w:val="20"/>
+        </w:rPr>
+        <w:t>This authority shall be valid for one year.</w:t>
+      </w:r>
     </w:p>
     <w:p>
       <w:pPr>
@@ -1177,8 +906,9 @@
           <w:ilvl w:val="0"/>
           <w:numId w:val="2"/>
         </w:numPr>
-        <w:spacing w:after="0"/>
-        <w:ind w:right="262"/>
+        <w:spacing w:before="0" w:after="0"/>
+        <w:ind w:hanging="360" w:start="720" w:end="262"/>
+        <w:contextualSpacing/>
         <w:jc w:val="both"/>
         <w:rPr>
           <w:rFonts w:ascii="Times New Roman" w:hAnsi="Times New Roman" w:cs="Times New Roman"/>
@@ -1188,11 +918,11 @@
       </w:pPr>
       <w:r>
         <w:rPr>
-          <w:rFonts w:ascii="Times New Roman" w:hAnsi="Times New Roman" w:cs="Times New Roman"/>
-          <w:sz w:val="20"/>
-          <w:szCs w:val="20"/>
-        </w:rPr>
-        <w:t>This authority shall be valid for one year.</w:t>
+          <w:rFonts w:cs="Times New Roman" w:ascii="Times New Roman" w:hAnsi="Times New Roman"/>
+          <w:sz w:val="20"/>
+          <w:szCs w:val="20"/>
+        </w:rPr>
+        <w:t>ALL ASSIGNED ROUTE NUMBERS shall be NON-TRANSFERABLE and Holders shall immediately surrender same to the TRO if when he decides to cease operation;</w:t>
       </w:r>
     </w:p>
     <w:p>
@@ -1202,8 +932,9 @@
           <w:ilvl w:val="0"/>
           <w:numId w:val="2"/>
         </w:numPr>
-        <w:spacing w:after="0"/>
-        <w:ind w:right="262"/>
+        <w:spacing w:before="0" w:after="0"/>
+        <w:ind w:hanging="360" w:start="720" w:end="262"/>
+        <w:contextualSpacing/>
         <w:jc w:val="both"/>
         <w:rPr>
           <w:rFonts w:ascii="Times New Roman" w:hAnsi="Times New Roman" w:cs="Times New Roman"/>
@@ -1213,11 +944,11 @@
       </w:pPr>
       <w:r>
         <w:rPr>
-          <w:rFonts w:ascii="Times New Roman" w:hAnsi="Times New Roman" w:cs="Times New Roman"/>
-          <w:sz w:val="20"/>
-          <w:szCs w:val="20"/>
-        </w:rPr>
-        <w:t>ALL ASSIGNED ROUTE NUMBERS shall be NON-TRANSFERABLE and Holders shall immediately surrender same to the TRO if when he decides to cease operation;</w:t>
+          <w:rFonts w:cs="Times New Roman" w:ascii="Times New Roman" w:hAnsi="Times New Roman"/>
+          <w:sz w:val="20"/>
+          <w:szCs w:val="20"/>
+        </w:rPr>
+        <w:t>HOLDER SHALL NOT OPERATE outside his authorized route;</w:t>
       </w:r>
     </w:p>
     <w:p>
@@ -1227,8 +958,9 @@
           <w:ilvl w:val="0"/>
           <w:numId w:val="2"/>
         </w:numPr>
-        <w:spacing w:after="0"/>
-        <w:ind w:right="262"/>
+        <w:spacing w:before="0" w:after="0"/>
+        <w:ind w:hanging="360" w:start="720" w:end="262"/>
+        <w:contextualSpacing/>
         <w:jc w:val="both"/>
         <w:rPr>
           <w:rFonts w:ascii="Times New Roman" w:hAnsi="Times New Roman" w:cs="Times New Roman"/>
@@ -1238,11 +970,11 @@
       </w:pPr>
       <w:r>
         <w:rPr>
-          <w:rFonts w:ascii="Times New Roman" w:hAnsi="Times New Roman" w:cs="Times New Roman"/>
-          <w:sz w:val="20"/>
-          <w:szCs w:val="20"/>
-        </w:rPr>
-        <w:t>HOLDER SHALL NOT OPERATE outside his authorized route;</w:t>
+          <w:rFonts w:cs="Times New Roman" w:ascii="Times New Roman" w:hAnsi="Times New Roman"/>
+          <w:sz w:val="20"/>
+          <w:szCs w:val="20"/>
+        </w:rPr>
+        <w:t>HOLDER SHALL install a silencer attached to the exhaust pipe of its motorized tricycle;</w:t>
       </w:r>
     </w:p>
     <w:p>
@@ -1252,8 +984,9 @@
           <w:ilvl w:val="0"/>
           <w:numId w:val="2"/>
         </w:numPr>
-        <w:spacing w:after="0"/>
-        <w:ind w:right="262"/>
+        <w:spacing w:before="0" w:after="0"/>
+        <w:ind w:hanging="360" w:start="720" w:end="262"/>
+        <w:contextualSpacing/>
         <w:jc w:val="both"/>
         <w:rPr>
           <w:rFonts w:ascii="Times New Roman" w:hAnsi="Times New Roman" w:cs="Times New Roman"/>
@@ -1263,11 +996,11 @@
       </w:pPr>
       <w:r>
         <w:rPr>
-          <w:rFonts w:ascii="Times New Roman" w:hAnsi="Times New Roman" w:cs="Times New Roman"/>
-          <w:sz w:val="20"/>
-          <w:szCs w:val="20"/>
-        </w:rPr>
-        <w:t>HOLDER SHALL install a silencer attached to the exhaust pipe of its motorized tricycle;</w:t>
+          <w:rFonts w:cs="Times New Roman" w:ascii="Times New Roman" w:hAnsi="Times New Roman"/>
+          <w:sz w:val="20"/>
+          <w:szCs w:val="20"/>
+        </w:rPr>
+        <w:t>Tricycle – for – hire is not allowed to carry more passenger and / or goods than what it is designed for;</w:t>
       </w:r>
     </w:p>
     <w:p>
@@ -1277,8 +1010,9 @@
           <w:ilvl w:val="0"/>
           <w:numId w:val="2"/>
         </w:numPr>
-        <w:spacing w:after="0"/>
-        <w:ind w:right="262"/>
+        <w:spacing w:before="0" w:after="0"/>
+        <w:ind w:hanging="360" w:start="720" w:end="262"/>
+        <w:contextualSpacing/>
         <w:jc w:val="both"/>
         <w:rPr>
           <w:rFonts w:ascii="Times New Roman" w:hAnsi="Times New Roman" w:cs="Times New Roman"/>
@@ -1288,11 +1022,11 @@
       </w:pPr>
       <w:r>
         <w:rPr>
-          <w:rFonts w:ascii="Times New Roman" w:hAnsi="Times New Roman" w:cs="Times New Roman"/>
-          <w:sz w:val="20"/>
-          <w:szCs w:val="20"/>
-        </w:rPr>
-        <w:t>Tricycle – for – hire is not allowed to carry more passenger and / or goods than what it is designed for;</w:t>
+          <w:rFonts w:cs="Times New Roman" w:ascii="Times New Roman" w:hAnsi="Times New Roman"/>
+          <w:sz w:val="20"/>
+          <w:szCs w:val="20"/>
+        </w:rPr>
+        <w:t>HOLDER SHALL employ only drivers with proper transportation card issued by the Tricycle Franchising Regulatory Office to be placed inside the sidecar of the tricycle – for – hire;</w:t>
       </w:r>
     </w:p>
     <w:p>
@@ -1302,8 +1036,9 @@
           <w:ilvl w:val="0"/>
           <w:numId w:val="2"/>
         </w:numPr>
-        <w:spacing w:after="0"/>
-        <w:ind w:right="262"/>
+        <w:spacing w:before="0" w:after="0"/>
+        <w:ind w:hanging="360" w:start="720" w:end="262"/>
+        <w:contextualSpacing/>
         <w:jc w:val="both"/>
         <w:rPr>
           <w:rFonts w:ascii="Times New Roman" w:hAnsi="Times New Roman" w:cs="Times New Roman"/>
@@ -1313,11 +1048,11 @@
       </w:pPr>
       <w:r>
         <w:rPr>
-          <w:rFonts w:ascii="Times New Roman" w:hAnsi="Times New Roman" w:cs="Times New Roman"/>
-          <w:sz w:val="20"/>
-          <w:szCs w:val="20"/>
-        </w:rPr>
-        <w:t>HOLDER SHALL employ only drivers with proper transportation card issued by the Tricycle Franchising Regulatory Office to be placed inside the sidecar of the tricycle – for – hire;</w:t>
+          <w:rFonts w:cs="Times New Roman" w:ascii="Times New Roman" w:hAnsi="Times New Roman"/>
+          <w:sz w:val="20"/>
+          <w:szCs w:val="20"/>
+        </w:rPr>
+        <w:t>The tricycle unit shall be registered with the Land Transportation Office (LTO) Naic, Cavite Agency;</w:t>
       </w:r>
     </w:p>
     <w:p>
@@ -1327,8 +1062,9 @@
           <w:ilvl w:val="0"/>
           <w:numId w:val="2"/>
         </w:numPr>
-        <w:spacing w:after="0"/>
-        <w:ind w:right="262"/>
+        <w:spacing w:before="0" w:after="0"/>
+        <w:ind w:hanging="360" w:start="720" w:end="262"/>
+        <w:contextualSpacing/>
         <w:jc w:val="both"/>
         <w:rPr>
           <w:rFonts w:ascii="Times New Roman" w:hAnsi="Times New Roman" w:cs="Times New Roman"/>
@@ -1338,11 +1074,11 @@
       </w:pPr>
       <w:r>
         <w:rPr>
-          <w:rFonts w:ascii="Times New Roman" w:hAnsi="Times New Roman" w:cs="Times New Roman"/>
-          <w:sz w:val="20"/>
-          <w:szCs w:val="20"/>
-        </w:rPr>
-        <w:t>The tricycle unit shall be registered with the Land Transportation Office (LTO) Naic, Cavite Agency;</w:t>
+          <w:rFonts w:cs="Times New Roman" w:ascii="Times New Roman" w:hAnsi="Times New Roman"/>
+          <w:sz w:val="20"/>
+          <w:szCs w:val="20"/>
+        </w:rPr>
+        <w:t>Tricycle – for – hire shall bear a color code indicating the name of TODA;</w:t>
       </w:r>
     </w:p>
     <w:p>
@@ -1352,8 +1088,9 @@
           <w:ilvl w:val="0"/>
           <w:numId w:val="2"/>
         </w:numPr>
-        <w:spacing w:after="0"/>
-        <w:ind w:right="262"/>
+        <w:spacing w:before="0" w:after="0"/>
+        <w:ind w:hanging="360" w:start="720" w:end="262"/>
+        <w:contextualSpacing/>
         <w:jc w:val="both"/>
         <w:rPr>
           <w:rFonts w:ascii="Times New Roman" w:hAnsi="Times New Roman" w:cs="Times New Roman"/>
@@ -1363,11 +1100,11 @@
       </w:pPr>
       <w:r>
         <w:rPr>
-          <w:rFonts w:ascii="Times New Roman" w:hAnsi="Times New Roman" w:cs="Times New Roman"/>
-          <w:sz w:val="20"/>
-          <w:szCs w:val="20"/>
-        </w:rPr>
-        <w:t>Tricycle – for – hire shall bear a color code indicating the name of TODA;</w:t>
+          <w:rFonts w:cs="Times New Roman" w:ascii="Times New Roman" w:hAnsi="Times New Roman"/>
+          <w:sz w:val="20"/>
+          <w:szCs w:val="20"/>
+        </w:rPr>
+        <w:t>HOLDER SHALL comply with the corresponding number coding to operate from 8:00 am – 4:00 pm;</w:t>
       </w:r>
     </w:p>
     <w:p>
@@ -1377,8 +1114,9 @@
           <w:ilvl w:val="0"/>
           <w:numId w:val="2"/>
         </w:numPr>
-        <w:spacing w:after="0"/>
-        <w:ind w:right="262"/>
+        <w:spacing w:before="0" w:after="0"/>
+        <w:ind w:hanging="360" w:start="720" w:end="262"/>
+        <w:contextualSpacing/>
         <w:jc w:val="both"/>
         <w:rPr>
           <w:rFonts w:ascii="Times New Roman" w:hAnsi="Times New Roman" w:cs="Times New Roman"/>
@@ -1388,22 +1126,38 @@
       </w:pPr>
       <w:r>
         <w:rPr>
-          <w:rFonts w:ascii="Times New Roman" w:hAnsi="Times New Roman" w:cs="Times New Roman"/>
-          <w:sz w:val="20"/>
-          <w:szCs w:val="20"/>
-        </w:rPr>
-        <w:t>HOLDER SHALL comply with the corresponding number coding to operate from 8:00 am – 4:00 pm;</w:t>
-      </w:r>
-    </w:p>
-    <w:p>
-      <w:pPr>
-        <w:pStyle w:val="ListParagraph"/>
-        <w:numPr>
-          <w:ilvl w:val="0"/>
-          <w:numId w:val="2"/>
-        </w:numPr>
-        <w:spacing w:after="0"/>
-        <w:ind w:right="262"/>
+          <w:rFonts w:cs="Times New Roman" w:ascii="Times New Roman" w:hAnsi="Times New Roman"/>
+          <w:sz w:val="20"/>
+          <w:szCs w:val="20"/>
+        </w:rPr>
+        <w:t>HOLDER SHALL comply with Ordinance and non-compliance thereof shall be sufficient cause for the revocation/suspension of this AUTHORITY;</w:t>
+      </w:r>
+    </w:p>
+    <w:p>
+      <w:pPr>
+        <w:pStyle w:val="Normal"/>
+        <w:spacing w:before="0" w:after="0"/>
+        <w:ind w:end="262"/>
+        <w:jc w:val="center"/>
+        <w:rPr>
+          <w:rFonts w:ascii="Times New Roman" w:hAnsi="Times New Roman" w:cs="Times New Roman"/>
+          <w:sz w:val="20"/>
+          <w:szCs w:val="20"/>
+        </w:rPr>
+      </w:pPr>
+      <w:r>
+        <w:rPr>
+          <w:rFonts w:cs="Times New Roman" w:ascii="Times New Roman" w:hAnsi="Times New Roman"/>
+          <w:sz w:val="20"/>
+          <w:szCs w:val="20"/>
+        </w:rPr>
+      </w:r>
+    </w:p>
+    <w:p>
+      <w:pPr>
+        <w:pStyle w:val="Normal"/>
+        <w:spacing w:before="0" w:after="0"/>
+        <w:ind w:start="360" w:end="262"/>
         <w:jc w:val="both"/>
         <w:rPr>
           <w:rFonts w:ascii="Times New Roman" w:hAnsi="Times New Roman" w:cs="Times New Roman"/>
@@ -1413,29 +1167,18 @@
       </w:pPr>
       <w:r>
         <w:rPr>
-          <w:rFonts w:ascii="Times New Roman" w:hAnsi="Times New Roman" w:cs="Times New Roman"/>
-          <w:sz w:val="20"/>
-          <w:szCs w:val="20"/>
-        </w:rPr>
-        <w:t>HOLDER SHALL comply with Ordinance and non-compliance thereof shall be sufficient cause for the revocation/suspension of this AUTHORITY;</w:t>
-      </w:r>
-    </w:p>
-    <w:p>
-      <w:pPr>
-        <w:spacing w:after="0"/>
-        <w:ind w:right="262"/>
-        <w:jc w:val="center"/>
-        <w:rPr>
-          <w:rFonts w:ascii="Times New Roman" w:hAnsi="Times New Roman" w:cs="Times New Roman"/>
-          <w:sz w:val="20"/>
-          <w:szCs w:val="20"/>
-        </w:rPr>
-      </w:pPr>
-    </w:p>
-    <w:p>
-      <w:pPr>
-        <w:spacing w:after="0"/>
-        <w:ind w:left="360" w:right="262"/>
+          <w:rFonts w:cs="Times New Roman" w:ascii="Times New Roman" w:hAnsi="Times New Roman"/>
+          <w:sz w:val="20"/>
+          <w:szCs w:val="20"/>
+        </w:rPr>
+        <w:t>ONE HUNDRED FIFTY PESOS ONLY (₱150.00) PER UNIT PER ANNUM APPROVED UNDER MUN. ORD. NO. 10 – S – 2019.</w:t>
+      </w:r>
+    </w:p>
+    <w:p>
+      <w:pPr>
+        <w:pStyle w:val="Normal"/>
+        <w:spacing w:before="0" w:after="0"/>
+        <w:ind w:start="360" w:end="262"/>
         <w:jc w:val="both"/>
         <w:rPr>
           <w:rFonts w:ascii="Times New Roman" w:hAnsi="Times New Roman" w:cs="Times New Roman"/>
@@ -1445,17 +1188,17 @@
       </w:pPr>
       <w:r>
         <w:rPr>
-          <w:rFonts w:ascii="Times New Roman" w:hAnsi="Times New Roman" w:cs="Times New Roman"/>
-          <w:sz w:val="20"/>
-          <w:szCs w:val="20"/>
-        </w:rPr>
-        <w:t>ONE HUNDRED FIFTY PESOS ONLY (₱150.00) PER UNIT PER ANNUM APPROVED UNDER MUN. ORD. NO. 10 – S – 2019.</w:t>
-      </w:r>
-    </w:p>
-    <w:p>
-      <w:pPr>
-        <w:spacing w:after="0"/>
-        <w:ind w:left="360" w:right="262"/>
+          <w:rFonts w:cs="Times New Roman" w:ascii="Times New Roman" w:hAnsi="Times New Roman"/>
+          <w:sz w:val="20"/>
+          <w:szCs w:val="20"/>
+        </w:rPr>
+      </w:r>
+    </w:p>
+    <w:p>
+      <w:pPr>
+        <w:pStyle w:val="Normal"/>
+        <w:spacing w:before="0" w:after="0"/>
+        <w:ind w:start="360" w:end="262"/>
         <w:jc w:val="both"/>
         <w:rPr>
           <w:rFonts w:ascii="Times New Roman" w:hAnsi="Times New Roman" w:cs="Times New Roman"/>
@@ -1463,11 +1206,30 @@
           <w:szCs w:val="20"/>
         </w:rPr>
       </w:pPr>
-    </w:p>
-    <w:p>
-      <w:pPr>
-        <w:spacing w:after="0"/>
-        <w:ind w:left="360" w:right="262"/>
+      <w:r>
+        <w:rPr>
+          <w:rFonts w:cs="Times New Roman" w:ascii="Times New Roman" w:hAnsi="Times New Roman"/>
+          <w:b/>
+          <w:bCs/>
+          <w:sz w:val="20"/>
+          <w:szCs w:val="20"/>
+        </w:rPr>
+        <w:t>NOTE:</w:t>
+      </w:r>
+      <w:r>
+        <w:rPr>
+          <w:rFonts w:cs="Times New Roman" w:ascii="Times New Roman" w:hAnsi="Times New Roman"/>
+          <w:sz w:val="20"/>
+          <w:szCs w:val="20"/>
+        </w:rPr>
+        <w:t xml:space="preserve"> ANY FALSE STATEMENT MADE IN SECURING THIS FRANCHISE SHALL BE A CAUSE FOR CANCELLATION AND/OR REVOCATION THEREOF;</w:t>
+      </w:r>
+    </w:p>
+    <w:p>
+      <w:pPr>
+        <w:pStyle w:val="Normal"/>
+        <w:spacing w:before="0" w:after="0"/>
+        <w:ind w:end="262"/>
         <w:jc w:val="both"/>
         <w:rPr>
           <w:rFonts w:ascii="Times New Roman" w:hAnsi="Times New Roman" w:cs="Times New Roman"/>
@@ -1477,126 +1239,92 @@
       </w:pPr>
       <w:r>
         <w:rPr>
-          <w:rFonts w:ascii="Times New Roman" w:hAnsi="Times New Roman" w:cs="Times New Roman"/>
+          <w:rFonts w:cs="Times New Roman" w:ascii="Times New Roman" w:hAnsi="Times New Roman"/>
+          <w:sz w:val="20"/>
+          <w:szCs w:val="20"/>
+        </w:rPr>
+      </w:r>
+      <w:bookmarkEnd w:id="1"/>
+    </w:p>
+    <w:p>
+      <w:pPr>
+        <w:pStyle w:val="Normal"/>
+        <w:spacing w:before="0" w:after="0"/>
+        <w:ind w:start="360" w:end="262"/>
+        <w:jc w:val="both"/>
+        <w:rPr>
+          <w:rFonts w:ascii="Times New Roman" w:hAnsi="Times New Roman" w:eastAsia="Times New Roman" w:cs="Times New Roman"/>
+        </w:rPr>
+      </w:pPr>
+      <w:r>
+        <w:rPr>
+          <w:rFonts w:ascii="Times New Roman" w:hAnsi="Times New Roman"/>
+        </w:rPr>
+        <w:t xml:space="preserve">Date Issued: </w:t>
+      </w:r>
+      <w:r>
+        <w:rPr>
+          <w:rFonts w:eastAsia="Times New Roman" w:cs="Times New Roman" w:ascii="Times New Roman" w:hAnsi="Times New Roman"/>
           <w:b/>
           <w:bCs/>
-          <w:sz w:val="20"/>
-          <w:szCs w:val="20"/>
-        </w:rPr>
-        <w:t>NOTE:</w:t>
-      </w:r>
-      <w:r>
-        <w:rPr>
-          <w:rFonts w:ascii="Times New Roman" w:hAnsi="Times New Roman" w:cs="Times New Roman"/>
-          <w:sz w:val="20"/>
-          <w:szCs w:val="20"/>
-        </w:rPr>
-        <w:t xml:space="preserve"> ANY FALSE STATEMENT MADE IN SECURING THIS FRANCHISE SHALL BE A CAUSE FOR CANCELLATION AND/OR REVOCATION THEREOF;</w:t>
-      </w:r>
-    </w:p>
-    <w:p>
-      <w:pPr>
-        <w:spacing w:after="0"/>
-        <w:ind w:right="262"/>
+        </w:rPr>
+        <w:t>[ISSUE_DATE]</w:t>
+      </w:r>
+    </w:p>
+    <w:p>
+      <w:pPr>
+        <w:pStyle w:val="Normal"/>
+        <w:tabs>
+          <w:tab w:val="clear" w:pos="720"/>
+          <w:tab w:val="left" w:pos="5880" w:leader="none"/>
+          <w:tab w:val="left" w:pos="5910" w:leader="none"/>
+          <w:tab w:val="left" w:pos="6510" w:leader="none"/>
+        </w:tabs>
+        <w:spacing w:before="0" w:after="0"/>
+        <w:ind w:start="360" w:end="262"/>
         <w:jc w:val="both"/>
         <w:rPr>
-          <w:rFonts w:ascii="Times New Roman" w:hAnsi="Times New Roman" w:cs="Times New Roman"/>
-          <w:sz w:val="20"/>
-          <w:szCs w:val="20"/>
-        </w:rPr>
-      </w:pPr>
-    </w:p>
-    <w:bookmarkEnd w:id="1"/>
-    <w:p>
-      <w:pPr>
-        <w:spacing w:after="0"/>
-        <w:ind w:left="360" w:right="262"/>
-        <w:jc w:val="both"/>
-        <w:rPr>
-          <w:rFonts w:ascii="Times New Roman" w:eastAsia="Times New Roman" w:hAnsi="Times New Roman" w:cs="Times New Roman"/>
-        </w:rPr>
-      </w:pPr>
-      <w:r>
-        <w:rPr>
-          <w:rFonts w:ascii="Times New Roman" w:eastAsia="Times New Roman" w:hAnsi="Times New Roman" w:cs="Times New Roman"/>
-        </w:rPr>
-        <w:t xml:space="preserve">Date Issued: </w:t>
-      </w:r>
-      <w:r>
-        <w:rPr>
-          <w:rFonts w:ascii="Times New Roman" w:eastAsia="Times New Roman" w:hAnsi="Times New Roman" w:cs="Times New Roman"/>
+          <w:rFonts w:ascii="Times New Roman" w:hAnsi="Times New Roman" w:eastAsia="Times New Roman" w:cs="Times New Roman"/>
           <w:b/>
           <w:bCs/>
         </w:rPr>
-        <w:t>[ISSUE_DATE]</w:t>
-      </w:r>
-    </w:p>
-    <w:p>
-      <w:pPr>
+      </w:pPr>
+      <w:r>
+        <w:rPr>
+          <w:rFonts w:ascii="Times New Roman" w:hAnsi="Times New Roman"/>
+        </w:rPr>
+        <w:t xml:space="preserve">Valid until: </w:t>
+      </w:r>
+      <w:r>
+        <w:rPr>
+          <w:rFonts w:eastAsia="Times New Roman" w:cs="Times New Roman" w:ascii="Times New Roman" w:hAnsi="Times New Roman"/>
+          <w:b/>
+          <w:bCs/>
+        </w:rPr>
+        <w:t>[VALID_UNTIL]</w:t>
+      </w:r>
+      <w:r>
+        <w:rPr>
+          <w:rFonts w:ascii="Times New Roman" w:hAnsi="Times New Roman"/>
+        </w:rPr>
+        <w:tab/>
+        <w:tab/>
+        <w:tab/>
+      </w:r>
+    </w:p>
+    <w:p>
+      <w:pPr>
+        <w:pStyle w:val="Normal"/>
         <w:tabs>
-          <w:tab w:val="left" w:pos="5880"/>
-          <w:tab w:val="left" w:pos="5910"/>
-          <w:tab w:val="left" w:pos="6510"/>
+          <w:tab w:val="clear" w:pos="720"/>
+          <w:tab w:val="left" w:pos="5520" w:leader="none"/>
+          <w:tab w:val="left" w:pos="6225" w:leader="none"/>
+          <w:tab w:val="left" w:pos="6435" w:leader="none"/>
+          <w:tab w:val="left" w:pos="6705" w:leader="none"/>
+          <w:tab w:val="left" w:pos="7080" w:leader="none"/>
         </w:tabs>
-        <w:spacing w:after="0"/>
-        <w:ind w:left="360" w:right="262"/>
-        <w:jc w:val="both"/>
-        <w:rPr>
-          <w:rFonts w:ascii="Times New Roman" w:eastAsia="Times New Roman" w:hAnsi="Times New Roman" w:cs="Times New Roman"/>
-          <w:b/>
-          <w:bCs/>
-        </w:rPr>
-      </w:pPr>
-      <w:r>
-        <w:rPr>
-          <w:rFonts w:ascii="Times New Roman" w:eastAsia="Times New Roman" w:hAnsi="Times New Roman" w:cs="Times New Roman"/>
-        </w:rPr>
-        <w:t xml:space="preserve">Valid until: </w:t>
-      </w:r>
-      <w:r>
-        <w:rPr>
-          <w:rFonts w:ascii="Times New Roman" w:eastAsia="Times New Roman" w:hAnsi="Times New Roman" w:cs="Times New Roman"/>
-          <w:b/>
-          <w:bCs/>
-        </w:rPr>
-        <w:t>[VALID_UNTIL]</w:t>
-      </w:r>
-      <w:r>
-        <w:rPr>
-          <w:rFonts w:ascii="Times New Roman" w:eastAsia="Times New Roman" w:hAnsi="Times New Roman" w:cs="Times New Roman"/>
-          <w:b/>
-          <w:bCs/>
-        </w:rPr>
-        <w:tab/>
-      </w:r>
-      <w:r>
-        <w:rPr>
-          <w:rFonts w:ascii="Times New Roman" w:eastAsia="Times New Roman" w:hAnsi="Times New Roman" w:cs="Times New Roman"/>
-          <w:b/>
-          <w:bCs/>
-        </w:rPr>
-        <w:tab/>
-      </w:r>
-      <w:r>
-        <w:rPr>
-          <w:rFonts w:ascii="Times New Roman" w:eastAsia="Times New Roman" w:hAnsi="Times New Roman" w:cs="Times New Roman"/>
-          <w:b/>
-          <w:bCs/>
-        </w:rPr>
-        <w:tab/>
-      </w:r>
-    </w:p>
-    <w:p>
-      <w:pPr>
-        <w:tabs>
-          <w:tab w:val="left" w:pos="5520"/>
-          <w:tab w:val="left" w:pos="6225"/>
-          <w:tab w:val="left" w:pos="6435"/>
-          <w:tab w:val="left" w:pos="6705"/>
-          <w:tab w:val="left" w:pos="7080"/>
-        </w:tabs>
-        <w:spacing w:after="0" w:line="240" w:lineRule="auto"/>
-        <w:ind w:right="262"/>
+        <w:spacing w:lineRule="auto" w:line="240" w:before="0" w:after="0"/>
+        <w:ind w:end="262"/>
         <w:jc w:val="both"/>
         <w:rPr>
           <w:color w:val="000000"/>
@@ -1606,72 +1334,79 @@
       </w:pPr>
       <w:r>
         <w:rPr>
-          <w:rFonts w:ascii="Times New Roman" w:eastAsia="Times New Roman" w:hAnsi="Times New Roman" w:cs="Times New Roman"/>
+          <w:rFonts w:eastAsia="Times New Roman" w:cs="Times New Roman" w:ascii="Times New Roman" w:hAnsi="Times New Roman"/>
           <w:b/>
           <w:bCs/>
           <w:sz w:val="24"/>
           <w:szCs w:val="24"/>
         </w:rPr>
         <w:tab/>
-      </w:r>
-      <w:r>
-        <w:rPr>
-          <w:rFonts w:ascii="Times New Roman" w:eastAsia="Times New Roman" w:hAnsi="Times New Roman" w:cs="Times New Roman"/>
+        <w:tab/>
+        <w:tab/>
+      </w:r>
+    </w:p>
+    <w:p>
+      <w:pPr>
+        <w:pStyle w:val="Normal"/>
+        <w:spacing w:lineRule="auto" w:line="240" w:before="0" w:after="0"/>
+        <w:ind w:end="262"/>
+        <w:rPr>
+          <w:rFonts w:ascii="Times New Roman" w:hAnsi="Times New Roman" w:eastAsia="Times New Roman" w:cs="Times New Roman"/>
           <w:b/>
           <w:bCs/>
-          <w:sz w:val="24"/>
-          <w:szCs w:val="24"/>
-        </w:rPr>
-        <w:tab/>
-      </w:r>
-      <w:r>
-        <w:rPr>
-          <w:rFonts w:ascii="Times New Roman" w:eastAsia="Times New Roman" w:hAnsi="Times New Roman" w:cs="Times New Roman"/>
+        </w:rPr>
+      </w:pPr>
+      <w:r>
+        <w:rPr>
+          <w:rFonts w:eastAsia="Times New Roman" w:cs="Times New Roman" w:ascii="Times New Roman" w:hAnsi="Times New Roman"/>
           <w:b/>
           <w:bCs/>
-          <w:sz w:val="24"/>
-          <w:szCs w:val="24"/>
-        </w:rPr>
-        <w:tab/>
-      </w:r>
-    </w:p>
-    <w:p>
-      <w:pPr>
-        <w:spacing w:after="0" w:line="240" w:lineRule="auto"/>
-        <w:ind w:right="262"/>
-        <w:rPr>
-          <w:rFonts w:ascii="Times New Roman" w:eastAsia="Times New Roman" w:hAnsi="Times New Roman" w:cs="Times New Roman"/>
+        </w:rPr>
+      </w:r>
+    </w:p>
+    <w:p>
+      <w:pPr>
+        <w:pStyle w:val="Normal"/>
+        <w:spacing w:lineRule="auto" w:line="240" w:before="0" w:after="0"/>
+        <w:ind w:end="262"/>
+        <w:rPr>
+          <w:rFonts w:ascii="Times New Roman" w:hAnsi="Times New Roman" w:eastAsia="Times New Roman" w:cs="Times New Roman"/>
           <w:b/>
           <w:bCs/>
         </w:rPr>
       </w:pPr>
-    </w:p>
-    <w:p>
-      <w:pPr>
-        <w:spacing w:after="0" w:line="240" w:lineRule="auto"/>
-        <w:ind w:right="262"/>
-        <w:rPr>
-          <w:rFonts w:ascii="Times New Roman" w:eastAsia="Times New Roman" w:hAnsi="Times New Roman" w:cs="Times New Roman"/>
+      <w:r>
+        <w:rPr>
+          <w:rFonts w:eastAsia="Times New Roman" w:cs="Times New Roman" w:ascii="Times New Roman" w:hAnsi="Times New Roman"/>
           <w:b/>
           <w:bCs/>
         </w:rPr>
-      </w:pPr>
-    </w:p>
-    <w:p>
-      <w:pPr>
-        <w:spacing w:after="0" w:line="240" w:lineRule="auto"/>
-        <w:ind w:right="262"/>
-        <w:rPr>
-          <w:rFonts w:ascii="Times New Roman" w:eastAsia="Times New Roman" w:hAnsi="Times New Roman" w:cs="Times New Roman"/>
+      </w:r>
+    </w:p>
+    <w:p>
+      <w:pPr>
+        <w:pStyle w:val="Normal"/>
+        <w:spacing w:lineRule="auto" w:line="240" w:before="0" w:after="0"/>
+        <w:ind w:end="262"/>
+        <w:rPr>
+          <w:rFonts w:ascii="Times New Roman" w:hAnsi="Times New Roman" w:eastAsia="Times New Roman" w:cs="Times New Roman"/>
           <w:b/>
           <w:bCs/>
         </w:rPr>
       </w:pPr>
-    </w:p>
-    <w:p>
-      <w:pPr>
-        <w:spacing w:after="0"/>
-        <w:ind w:right="262"/>
+      <w:r>
+        <w:rPr>
+          <w:rFonts w:eastAsia="Times New Roman" w:cs="Times New Roman" w:ascii="Times New Roman" w:hAnsi="Times New Roman"/>
+          <w:b/>
+          <w:bCs/>
+        </w:rPr>
+      </w:r>
+    </w:p>
+    <w:p>
+      <w:pPr>
+        <w:pStyle w:val="Normal"/>
+        <w:spacing w:before="0" w:after="0"/>
+        <w:ind w:end="262"/>
         <w:jc w:val="center"/>
         <w:rPr>
           <w:rFonts w:ascii="Times New Roman" w:hAnsi="Times New Roman" w:cs="Times New Roman"/>
@@ -1680,7 +1415,7 @@
       </w:pPr>
       <w:r>
         <w:rPr>
-          <w:rFonts w:ascii="Times New Roman" w:hAnsi="Times New Roman" w:cs="Times New Roman"/>
+          <w:rFonts w:cs="Times New Roman" w:ascii="Times New Roman" w:hAnsi="Times New Roman"/>
           <w:b/>
         </w:rPr>
         <w:t>[CHAIRMAN_NAME]</w:t>
@@ -1688,59 +1423,54 @@
     </w:p>
     <w:p>
       <w:pPr>
-        <w:spacing w:after="0"/>
-        <w:ind w:right="262"/>
+        <w:pStyle w:val="Normal"/>
+        <w:spacing w:before="0" w:after="0"/>
+        <w:ind w:end="262"/>
         <w:jc w:val="center"/>
         <w:rPr>
-          <w:rFonts w:ascii="Times New Roman" w:eastAsia="Calibri" w:hAnsi="Times New Roman" w:cs="Times New Roman"/>
-          <w:b/>
-        </w:rPr>
-      </w:pPr>
-      <w:r>
-        <w:rPr>
-          <w:rFonts w:ascii="Times New Roman" w:hAnsi="Times New Roman" w:cs="Times New Roman"/>
+          <w:rFonts w:ascii="Times New Roman" w:hAnsi="Times New Roman" w:eastAsia="Calibri" w:cs="Times New Roman"/>
+          <w:b/>
+        </w:rPr>
+      </w:pPr>
+      <w:r>
+        <w:rPr>
+          <w:rFonts w:cs="Times New Roman" w:ascii="Times New Roman" w:hAnsi="Times New Roman"/>
         </w:rPr>
         <w:t>Chairman, Committee on Transportation</w:t>
       </w:r>
     </w:p>
     <w:sectPr>
-      <w:footerReference w:type="default" r:id="rId11"/>
-      <w:pgSz w:w="11906" w:h="16838" w:code="9"/>
-      <w:pgMar w:top="720" w:right="862" w:bottom="578" w:left="1151" w:header="720" w:footer="113" w:gutter="0"/>
-      <w:cols w:space="720"/>
-      <w:docGrid w:linePitch="360"/>
+      <w:footerReference w:type="even" r:id="rId5"/>
+      <w:footerReference w:type="default" r:id="rId6"/>
+      <w:footerReference w:type="first" r:id="rId7"/>
+      <w:type w:val="nextPage"/>
+      <w:pgSz w:w="11906" w:h="16838"/>
+      <w:pgMar w:left="1151" w:right="862" w:gutter="0" w:header="0" w:top="720" w:footer="113" w:bottom="578"/>
+      <w:pgNumType w:fmt="decimal"/>
+      <w:formProt w:val="false"/>
+      <w:textDirection w:val="lrTb"/>
+      <w:docGrid w:type="default" w:linePitch="360" w:charSpace="0"/>
     </w:sectPr>
   </w:body>
 </w:document>
 </file>
 
-<file path=word/endnotes.xml><?xml version="1.0" encoding="utf-8"?>
-<w:endnotes xmlns:wpc="http://schemas.microsoft.com/office/word/2010/wordprocessingCanvas" xmlns:cx="http://schemas.microsoft.com/office/drawing/2014/chartex" xmlns:cx1="http://schemas.microsoft.com/office/drawing/2015/9/8/chartex" xmlns:cx2="http://schemas.microsoft.com/office/drawing/2015/10/21/chartex" xmlns:cx3="http://schemas.microsoft.com/office/drawing/2016/5/9/chartex" xmlns:cx4="http://schemas.microsoft.com/office/drawing/2016/5/10/chartex" xmlns:cx5="http://schemas.microsoft.com/office/drawing/2016/5/11/chartex" xmlns:cx6="http://schemas.microsoft.com/office/drawing/2016/5/12/chartex" xmlns:cx7="http://schemas.microsoft.com/office/drawing/2016/5/13/chartex" xmlns:cx8="http://schemas.microsoft.com/office/drawing/2016/5/14/chartex" xmlns:mc="http://schemas.openxmlformats.org/markup-compatibility/2006" xmlns:aink="http://schemas.microsoft.com/office/drawing/2016/ink" xmlns:am3d="http://schemas.microsoft.com/office/drawing/2017/model3d" xmlns:o="urn:schemas-microsoft-com:office:office" xmlns:r="http://schemas.openxmlformats.org/officeDocument/2006/relationships" xmlns:m="http://schemas.openxmlformats.org/officeDocument/2006/math" xmlns:v="urn:schemas-microsoft-com:vml" xmlns:wp14="http://schemas.microsoft.com/office/word/2010/wordprocessingDrawing" xmlns:wp="http://schemas.openxmlformats.org/drawingml/2006/wordprocessingDrawing" xmlns:w10="urn:schemas-microsoft-com:office:word" xmlns:w="http://schemas.openxmlformats.org/wordprocessingml/2006/main" xmlns:w14="http://schemas.microsoft.com/office/word/2010/wordml" xmlns:w15="http://schemas.microsoft.com/office/word/2012/wordml" xmlns:w16cex="http://schemas.microsoft.com/office/word/2018/wordml/cex" xmlns:w16cid="http://schemas.microsoft.com/office/word/2016/wordml/cid" xmlns:w16="http://schemas.microsoft.com/office/word/2018/wordml" xmlns:w16sdtdh="http://schemas.microsoft.com/office/word/2020/wordml/sdtdatahash" xmlns:w16se="http://schemas.microsoft.com/office/word/2015/wordml/symex" xmlns:wpg="http://schemas.microsoft.com/office/word/2010/wordprocessingGroup" xmlns:wpi="http://schemas.microsoft.com/office/word/2010/wordprocessingInk" xmlns:wne="http://schemas.microsoft.com/office/word/2006/wordml" xmlns:wps="http://schemas.microsoft.com/office/word/2010/wordprocessingShape" mc:Ignorable="w14 w15 w16se w16cid w16 w16cex w16sdtdh wp14">
-  <w:endnote w:type="separator" w:id="-1">
-    <w:p>
-      <w:pPr>
-        <w:spacing w:after="0" w:line="240" w:lineRule="auto"/>
-      </w:pPr>
-      <w:r>
-        <w:separator/>
-      </w:r>
-    </w:p>
-  </w:endnote>
-  <w:endnote w:type="continuationSeparator" w:id="0">
-    <w:p>
-      <w:pPr>
-        <w:spacing w:after="0" w:line="240" w:lineRule="auto"/>
-      </w:pPr>
-      <w:r>
-        <w:continuationSeparator/>
-      </w:r>
-    </w:p>
-  </w:endnote>
-</w:endnotes>
+<file path=word/footer1.xml><?xml version="1.0" encoding="utf-8"?>
+<w:ftr xmlns:o="urn:schemas-microsoft-com:office:office" xmlns:r="http://schemas.openxmlformats.org/officeDocument/2006/relationships" xmlns:v="urn:schemas-microsoft-com:vml" xmlns:w="http://schemas.openxmlformats.org/wordprocessingml/2006/main" xmlns:w10="urn:schemas-microsoft-com:office:word" xmlns:wp="http://schemas.openxmlformats.org/drawingml/2006/wordprocessingDrawing" xmlns:pic="http://schemas.openxmlformats.org/drawingml/2006/picture" xmlns:wps="http://schemas.microsoft.com/office/word/2010/wordprocessingShape" xmlns:wpg="http://schemas.microsoft.com/office/word/2010/wordprocessingGroup" xmlns:mc="http://schemas.openxmlformats.org/markup-compatibility/2006" xmlns:wp14="http://schemas.microsoft.com/office/word/2010/wordprocessingDrawing" xmlns:w14="http://schemas.microsoft.com/office/word/2010/wordml" xmlns:w15="http://schemas.microsoft.com/office/word/2012/wordml" mc:Ignorable="w14 wp14 w15">
+  <w:p>
+    <w:pPr>
+      <w:pStyle w:val="Footer"/>
+      <w:rPr/>
+    </w:pPr>
+    <w:r>
+      <w:rPr/>
+    </w:r>
+  </w:p>
+</w:ftr>
 </file>
 
-<file path=word/footer1.xml><?xml version="1.0" encoding="utf-8"?>
-<w:ftr xmlns:wpc="http://schemas.microsoft.com/office/word/2010/wordprocessingCanvas" xmlns:cx="http://schemas.microsoft.com/office/drawing/2014/chartex" xmlns:cx1="http://schemas.microsoft.com/office/drawing/2015/9/8/chartex" xmlns:cx2="http://schemas.microsoft.com/office/drawing/2015/10/21/chartex" xmlns:cx3="http://schemas.microsoft.com/office/drawing/2016/5/9/chartex" xmlns:cx4="http://schemas.microsoft.com/office/drawing/2016/5/10/chartex" xmlns:cx5="http://schemas.microsoft.com/office/drawing/2016/5/11/chartex" xmlns:cx6="http://schemas.microsoft.com/office/drawing/2016/5/12/chartex" xmlns:cx7="http://schemas.microsoft.com/office/drawing/2016/5/13/chartex" xmlns:cx8="http://schemas.microsoft.com/office/drawing/2016/5/14/chartex" xmlns:mc="http://schemas.openxmlformats.org/markup-compatibility/2006" xmlns:aink="http://schemas.microsoft.com/office/drawing/2016/ink" xmlns:am3d="http://schemas.microsoft.com/office/drawing/2017/model3d" xmlns:o="urn:schemas-microsoft-com:office:office" xmlns:r="http://schemas.openxmlformats.org/officeDocument/2006/relationships" xmlns:m="http://schemas.openxmlformats.org/officeDocument/2006/math" xmlns:v="urn:schemas-microsoft-com:vml" xmlns:wp14="http://schemas.microsoft.com/office/word/2010/wordprocessingDrawing" xmlns:wp="http://schemas.openxmlformats.org/drawingml/2006/wordprocessingDrawing" xmlns:w10="urn:schemas-microsoft-com:office:word" xmlns:w="http://schemas.openxmlformats.org/wordprocessingml/2006/main" xmlns:w14="http://schemas.microsoft.com/office/word/2010/wordml" xmlns:w15="http://schemas.microsoft.com/office/word/2012/wordml" xmlns:w16cex="http://schemas.microsoft.com/office/word/2018/wordml/cex" xmlns:w16cid="http://schemas.microsoft.com/office/word/2016/wordml/cid" xmlns:w16="http://schemas.microsoft.com/office/word/2018/wordml" xmlns:w16sdtdh="http://schemas.microsoft.com/office/word/2020/wordml/sdtdatahash" xmlns:w16se="http://schemas.microsoft.com/office/word/2015/wordml/symex" xmlns:wpg="http://schemas.microsoft.com/office/word/2010/wordprocessingGroup" xmlns:wpi="http://schemas.microsoft.com/office/word/2010/wordprocessingInk" xmlns:wne="http://schemas.microsoft.com/office/word/2006/wordml" xmlns:wps="http://schemas.microsoft.com/office/word/2010/wordprocessingShape" mc:Ignorable="w14 w15 w16se w16cid w16 w16cex w16sdtdh wp14">
+<file path=word/footer2.xml><?xml version="1.0" encoding="utf-8"?>
+<w:ftr xmlns:o="urn:schemas-microsoft-com:office:office" xmlns:r="http://schemas.openxmlformats.org/officeDocument/2006/relationships" xmlns:v="urn:schemas-microsoft-com:vml" xmlns:w="http://schemas.openxmlformats.org/wordprocessingml/2006/main" xmlns:w10="urn:schemas-microsoft-com:office:word" xmlns:wp="http://schemas.openxmlformats.org/drawingml/2006/wordprocessingDrawing" xmlns:pic="http://schemas.openxmlformats.org/drawingml/2006/picture" xmlns:wps="http://schemas.microsoft.com/office/word/2010/wordprocessingShape" xmlns:wpg="http://schemas.microsoft.com/office/word/2010/wordprocessingGroup" xmlns:mc="http://schemas.openxmlformats.org/markup-compatibility/2006" xmlns:wp14="http://schemas.microsoft.com/office/word/2010/wordprocessingDrawing" xmlns:w14="http://schemas.microsoft.com/office/word/2010/wordml" xmlns:w15="http://schemas.microsoft.com/office/word/2012/wordml" mc:Ignorable="w14 wp14 w15">
   <w:p>
     <w:pPr>
       <w:pStyle w:val="Footer"/>
@@ -1750,13 +1480,20 @@
       <w:tabs>
         <w:tab w:val="clear" w:pos="9360"/>
       </w:tabs>
-      <w:ind w:right="301"/>
+      <w:ind w:end="301"/>
       <w:rPr>
         <w:rFonts w:ascii="Bookman Old Style" w:hAnsi="Bookman Old Style" w:cs="Times New Roman"/>
         <w:sz w:val="14"/>
         <w:szCs w:val="14"/>
       </w:rPr>
     </w:pPr>
+    <w:r>
+      <w:rPr>
+        <w:rFonts w:cs="Times New Roman" w:ascii="Bookman Old Style" w:hAnsi="Bookman Old Style"/>
+        <w:sz w:val="14"/>
+        <w:szCs w:val="14"/>
+      </w:rPr>
+    </w:r>
   </w:p>
   <w:p>
     <w:pPr>
@@ -1767,7 +1504,7 @@
       <w:tabs>
         <w:tab w:val="clear" w:pos="9360"/>
       </w:tabs>
-      <w:ind w:right="301"/>
+      <w:ind w:end="301"/>
       <w:rPr>
         <w:rFonts w:ascii="Bookman Old Style" w:hAnsi="Bookman Old Style" w:cs="Times New Roman"/>
         <w:sz w:val="16"/>
@@ -1776,7 +1513,7 @@
     </w:pPr>
     <w:r>
       <w:rPr>
-        <w:rFonts w:ascii="Bookman Old Style" w:hAnsi="Bookman Old Style" w:cs="Times New Roman"/>
+        <w:rFonts w:cs="Times New Roman" w:ascii="Bookman Old Style" w:hAnsi="Bookman Old Style"/>
         <w:sz w:val="16"/>
         <w:szCs w:val="16"/>
       </w:rPr>
@@ -1785,7 +1522,8 @@
   </w:p>
   <w:p>
     <w:pPr>
-      <w:spacing w:after="0" w:line="240" w:lineRule="auto"/>
+      <w:pStyle w:val="Normal"/>
+      <w:spacing w:lineRule="auto" w:line="240" w:before="0" w:after="0"/>
       <w:rPr>
         <w:rFonts w:ascii="Bookman Old Style" w:hAnsi="Bookman Old Style"/>
         <w:sz w:val="16"/>
@@ -1812,7 +1550,7 @@
     </w:pPr>
     <w:r>
       <w:rPr>
-        <w:rFonts w:ascii="Bookman Old Style" w:hAnsi="Bookman Old Style" w:cs="Times New Roman"/>
+        <w:rFonts w:cs="Times New Roman" w:ascii="Bookman Old Style" w:hAnsi="Bookman Old Style"/>
         <w:sz w:val="16"/>
         <w:szCs w:val="16"/>
       </w:rPr>
@@ -1822,157 +1560,364 @@
   <w:p>
     <w:pPr>
       <w:pStyle w:val="Footer"/>
+      <w:rPr/>
     </w:pPr>
+    <w:r>
+      <w:rPr/>
+    </w:r>
   </w:p>
 </w:ftr>
 </file>
 
-<file path=word/footnotes.xml><?xml version="1.0" encoding="utf-8"?>
-<w:footnotes xmlns:wpc="http://schemas.microsoft.com/office/word/2010/wordprocessingCanvas" xmlns:cx="http://schemas.microsoft.com/office/drawing/2014/chartex" xmlns:cx1="http://schemas.microsoft.com/office/drawing/2015/9/8/chartex" xmlns:cx2="http://schemas.microsoft.com/office/drawing/2015/10/21/chartex" xmlns:cx3="http://schemas.microsoft.com/office/drawing/2016/5/9/chartex" xmlns:cx4="http://schemas.microsoft.com/office/drawing/2016/5/10/chartex" xmlns:cx5="http://schemas.microsoft.com/office/drawing/2016/5/11/chartex" xmlns:cx6="http://schemas.microsoft.com/office/drawing/2016/5/12/chartex" xmlns:cx7="http://schemas.microsoft.com/office/drawing/2016/5/13/chartex" xmlns:cx8="http://schemas.microsoft.com/office/drawing/2016/5/14/chartex" xmlns:mc="http://schemas.openxmlformats.org/markup-compatibility/2006" xmlns:aink="http://schemas.microsoft.com/office/drawing/2016/ink" xmlns:am3d="http://schemas.microsoft.com/office/drawing/2017/model3d" xmlns:o="urn:schemas-microsoft-com:office:office" xmlns:r="http://schemas.openxmlformats.org/officeDocument/2006/relationships" xmlns:m="http://schemas.openxmlformats.org/officeDocument/2006/math" xmlns:v="urn:schemas-microsoft-com:vml" xmlns:wp14="http://schemas.microsoft.com/office/word/2010/wordprocessingDrawing" xmlns:wp="http://schemas.openxmlformats.org/drawingml/2006/wordprocessingDrawing" xmlns:w10="urn:schemas-microsoft-com:office:word" xmlns:w="http://schemas.openxmlformats.org/wordprocessingml/2006/main" xmlns:w14="http://schemas.microsoft.com/office/word/2010/wordml" xmlns:w15="http://schemas.microsoft.com/office/word/2012/wordml" xmlns:w16cex="http://schemas.microsoft.com/office/word/2018/wordml/cex" xmlns:w16cid="http://schemas.microsoft.com/office/word/2016/wordml/cid" xmlns:w16="http://schemas.microsoft.com/office/word/2018/wordml" xmlns:w16sdtdh="http://schemas.microsoft.com/office/word/2020/wordml/sdtdatahash" xmlns:w16se="http://schemas.microsoft.com/office/word/2015/wordml/symex" xmlns:wpg="http://schemas.microsoft.com/office/word/2010/wordprocessingGroup" xmlns:wpi="http://schemas.microsoft.com/office/word/2010/wordprocessingInk" xmlns:wne="http://schemas.microsoft.com/office/word/2006/wordml" xmlns:wps="http://schemas.microsoft.com/office/word/2010/wordprocessingShape" mc:Ignorable="w14 w15 w16se w16cid w16 w16cex w16sdtdh wp14">
-  <w:footnote w:type="separator" w:id="-1">
-    <w:p>
-      <w:pPr>
-        <w:spacing w:after="0" w:line="240" w:lineRule="auto"/>
-      </w:pPr>
-      <w:r>
-        <w:separator/>
-      </w:r>
-    </w:p>
-  </w:footnote>
-  <w:footnote w:type="continuationSeparator" w:id="0">
-    <w:p>
-      <w:pPr>
-        <w:spacing w:after="0" w:line="240" w:lineRule="auto"/>
-      </w:pPr>
-      <w:r>
-        <w:continuationSeparator/>
-      </w:r>
-    </w:p>
-  </w:footnote>
-</w:footnotes>
+<file path=word/footer3.xml><?xml version="1.0" encoding="utf-8"?>
+<w:ftr xmlns:o="urn:schemas-microsoft-com:office:office" xmlns:r="http://schemas.openxmlformats.org/officeDocument/2006/relationships" xmlns:v="urn:schemas-microsoft-com:vml" xmlns:w="http://schemas.openxmlformats.org/wordprocessingml/2006/main" xmlns:w10="urn:schemas-microsoft-com:office:word" xmlns:wp="http://schemas.openxmlformats.org/drawingml/2006/wordprocessingDrawing" xmlns:pic="http://schemas.openxmlformats.org/drawingml/2006/picture" xmlns:wps="http://schemas.microsoft.com/office/word/2010/wordprocessingShape" xmlns:wpg="http://schemas.microsoft.com/office/word/2010/wordprocessingGroup" xmlns:mc="http://schemas.openxmlformats.org/markup-compatibility/2006" xmlns:wp14="http://schemas.microsoft.com/office/word/2010/wordprocessingDrawing" xmlns:w14="http://schemas.microsoft.com/office/word/2010/wordml" xmlns:w15="http://schemas.microsoft.com/office/word/2012/wordml" mc:Ignorable="w14 wp14 w15">
+  <w:p>
+    <w:pPr>
+      <w:pStyle w:val="Footer"/>
+      <w:pBdr>
+        <w:top w:val="thinThickSmallGap" w:sz="24" w:space="1" w:color="622423"/>
+      </w:pBdr>
+      <w:tabs>
+        <w:tab w:val="clear" w:pos="9360"/>
+      </w:tabs>
+      <w:ind w:end="301"/>
+      <w:rPr>
+        <w:rFonts w:ascii="Bookman Old Style" w:hAnsi="Bookman Old Style" w:cs="Times New Roman"/>
+        <w:sz w:val="14"/>
+        <w:szCs w:val="14"/>
+      </w:rPr>
+    </w:pPr>
+    <w:r>
+      <w:rPr>
+        <w:rFonts w:cs="Times New Roman" w:ascii="Bookman Old Style" w:hAnsi="Bookman Old Style"/>
+        <w:sz w:val="14"/>
+        <w:szCs w:val="14"/>
+      </w:rPr>
+    </w:r>
+  </w:p>
+  <w:p>
+    <w:pPr>
+      <w:pStyle w:val="Footer"/>
+      <w:pBdr>
+        <w:top w:val="thinThickSmallGap" w:sz="24" w:space="1" w:color="622423"/>
+      </w:pBdr>
+      <w:tabs>
+        <w:tab w:val="clear" w:pos="9360"/>
+      </w:tabs>
+      <w:ind w:end="301"/>
+      <w:rPr>
+        <w:rFonts w:ascii="Bookman Old Style" w:hAnsi="Bookman Old Style" w:cs="Times New Roman"/>
+        <w:sz w:val="16"/>
+        <w:szCs w:val="16"/>
+      </w:rPr>
+    </w:pPr>
+    <w:r>
+      <w:rPr>
+        <w:rFonts w:cs="Times New Roman" w:ascii="Bookman Old Style" w:hAnsi="Bookman Old Style"/>
+        <w:sz w:val="16"/>
+        <w:szCs w:val="16"/>
+      </w:rPr>
+      <w:t>2/F Sangguniang Bayan Bldg. Municipal Compound, Brgy. Ibayo Silangan, Naic, Cavite</w:t>
+    </w:r>
+  </w:p>
+  <w:p>
+    <w:pPr>
+      <w:pStyle w:val="Normal"/>
+      <w:spacing w:lineRule="auto" w:line="240" w:before="0" w:after="0"/>
+      <w:rPr>
+        <w:rFonts w:ascii="Bookman Old Style" w:hAnsi="Bookman Old Style"/>
+        <w:sz w:val="16"/>
+        <w:szCs w:val="16"/>
+      </w:rPr>
+    </w:pPr>
+    <w:r>
+      <w:rPr>
+        <w:rFonts w:ascii="Bookman Old Style" w:hAnsi="Bookman Old Style"/>
+        <w:sz w:val="16"/>
+        <w:szCs w:val="16"/>
+      </w:rPr>
+      <w:t>Tel. No.: (046) 890 – 2134</w:t>
+    </w:r>
+  </w:p>
+  <w:p>
+    <w:pPr>
+      <w:pStyle w:val="Footer"/>
+      <w:rPr>
+        <w:rFonts w:ascii="Bookman Old Style" w:hAnsi="Bookman Old Style" w:cs="Times New Roman"/>
+        <w:sz w:val="16"/>
+        <w:szCs w:val="16"/>
+      </w:rPr>
+    </w:pPr>
+    <w:r>
+      <w:rPr>
+        <w:rFonts w:cs="Times New Roman" w:ascii="Bookman Old Style" w:hAnsi="Bookman Old Style"/>
+        <w:sz w:val="16"/>
+        <w:szCs w:val="16"/>
+      </w:rPr>
+      <w:t>sbofficenaic@gmail.com</w:t>
+    </w:r>
+  </w:p>
+  <w:p>
+    <w:pPr>
+      <w:pStyle w:val="Footer"/>
+      <w:rPr/>
+    </w:pPr>
+    <w:r>
+      <w:rPr/>
+    </w:r>
+  </w:p>
+</w:ftr>
 </file>
 
 <file path=word/numbering.xml><?xml version="1.0" encoding="utf-8"?>
-<w:numbering xmlns:wpc="http://schemas.microsoft.com/office/word/2010/wordprocessingCanvas" xmlns:cx="http://schemas.microsoft.com/office/drawing/2014/chartex" xmlns:cx1="http://schemas.microsoft.com/office/drawing/2015/9/8/chartex" xmlns:cx2="http://schemas.microsoft.com/office/drawing/2015/10/21/chartex" xmlns:cx3="http://schemas.microsoft.com/office/drawing/2016/5/9/chartex" xmlns:cx4="http://schemas.microsoft.com/office/drawing/2016/5/10/chartex" xmlns:cx5="http://schemas.microsoft.com/office/drawing/2016/5/11/chartex" xmlns:cx6="http://schemas.microsoft.com/office/drawing/2016/5/12/chartex" xmlns:cx7="http://schemas.microsoft.com/office/drawing/2016/5/13/chartex" xmlns:cx8="http://schemas.microsoft.com/office/drawing/2016/5/14/chartex" xmlns:mc="http://schemas.openxmlformats.org/markup-compatibility/2006" xmlns:aink="http://schemas.microsoft.com/office/drawing/2016/ink" xmlns:am3d="http://schemas.microsoft.com/office/drawing/2017/model3d" xmlns:o="urn:schemas-microsoft-com:office:office" xmlns:r="http://schemas.openxmlformats.org/officeDocument/2006/relationships" xmlns:m="http://schemas.openxmlformats.org/officeDocument/2006/math" xmlns:v="urn:schemas-microsoft-com:vml" xmlns:wp14="http://schemas.microsoft.com/office/word/2010/wordprocessingDrawing" xmlns:wp="http://schemas.openxmlformats.org/drawingml/2006/wordprocessingDrawing" xmlns:w10="urn:schemas-microsoft-com:office:word" xmlns:w="http://schemas.openxmlformats.org/wordprocessingml/2006/main" xmlns:w14="http://schemas.microsoft.com/office/word/2010/wordml" xmlns:w15="http://schemas.microsoft.com/office/word/2012/wordml" xmlns:w16cex="http://schemas.microsoft.com/office/word/2018/wordml/cex" xmlns:w16cid="http://schemas.microsoft.com/office/word/2016/wordml/cid" xmlns:w16="http://schemas.microsoft.com/office/word/2018/wordml" xmlns:w16sdtdh="http://schemas.microsoft.com/office/word/2020/wordml/sdtdatahash" xmlns:w16se="http://schemas.microsoft.com/office/word/2015/wordml/symex" xmlns:wpg="http://schemas.microsoft.com/office/word/2010/wordprocessingGroup" xmlns:wpi="http://schemas.microsoft.com/office/word/2010/wordprocessingInk" xmlns:wne="http://schemas.microsoft.com/office/word/2006/wordml" xmlns:wps="http://schemas.microsoft.com/office/word/2010/wordprocessingShape" mc:Ignorable="w14 w15 w16se w16cid w16 w16cex w16sdtdh wp14">
-  <w:abstractNum w:abstractNumId="0" w15:restartNumberingAfterBreak="0">
-    <w:nsid w:val="0B637370"/>
-    <w:multiLevelType w:val="hybridMultilevel"/>
-    <w:tmpl w:val="F5624EFC"/>
-    <w:lvl w:ilvl="0" w:tplc="0409000F">
+<w:numbering xmlns:w="http://schemas.openxmlformats.org/wordprocessingml/2006/main" xmlns:o="urn:schemas-microsoft-com:office:office" xmlns:r="http://schemas.openxmlformats.org/officeDocument/2006/relationships" xmlns:v="urn:schemas-microsoft-com:vml" xmlns:mc="http://schemas.openxmlformats.org/markup-compatibility/2006" xmlns:w14="http://schemas.microsoft.com/office/word/2010/wordml" mc:Ignorable="w14">
+  <w:abstractNum w:abstractNumId="1">
+    <w:lvl w:ilvl="0">
+      <w:start w:val="1"/>
+      <w:numFmt w:val="none"/>
+      <w:suff w:val="nothing"/>
+      <w:lvlText w:val=""/>
+      <w:lvlJc w:val="start"/>
+      <w:pPr>
+        <w:tabs>
+          <w:tab w:val="num" w:pos="0"/>
+        </w:tabs>
+        <w:ind w:start="0" w:hanging="0"/>
+      </w:pPr>
+    </w:lvl>
+    <w:lvl w:ilvl="1">
+      <w:start w:val="1"/>
+      <w:numFmt w:val="none"/>
+      <w:suff w:val="nothing"/>
+      <w:lvlText w:val=""/>
+      <w:lvlJc w:val="start"/>
+      <w:pPr>
+        <w:tabs>
+          <w:tab w:val="num" w:pos="0"/>
+        </w:tabs>
+        <w:ind w:start="0" w:hanging="0"/>
+      </w:pPr>
+    </w:lvl>
+    <w:lvl w:ilvl="2">
+      <w:start w:val="1"/>
+      <w:numFmt w:val="none"/>
+      <w:suff w:val="nothing"/>
+      <w:lvlText w:val=""/>
+      <w:lvlJc w:val="start"/>
+      <w:pPr>
+        <w:tabs>
+          <w:tab w:val="num" w:pos="0"/>
+        </w:tabs>
+        <w:ind w:start="0" w:hanging="0"/>
+      </w:pPr>
+    </w:lvl>
+    <w:lvl w:ilvl="3">
+      <w:start w:val="1"/>
+      <w:numFmt w:val="none"/>
+      <w:suff w:val="nothing"/>
+      <w:lvlText w:val=""/>
+      <w:lvlJc w:val="start"/>
+      <w:pPr>
+        <w:tabs>
+          <w:tab w:val="num" w:pos="0"/>
+        </w:tabs>
+        <w:ind w:start="0" w:hanging="0"/>
+      </w:pPr>
+    </w:lvl>
+    <w:lvl w:ilvl="4">
+      <w:start w:val="1"/>
+      <w:numFmt w:val="none"/>
+      <w:suff w:val="nothing"/>
+      <w:lvlText w:val=""/>
+      <w:lvlJc w:val="start"/>
+      <w:pPr>
+        <w:tabs>
+          <w:tab w:val="num" w:pos="0"/>
+        </w:tabs>
+        <w:ind w:start="0" w:hanging="0"/>
+      </w:pPr>
+    </w:lvl>
+    <w:lvl w:ilvl="5">
+      <w:start w:val="1"/>
+      <w:numFmt w:val="none"/>
+      <w:suff w:val="nothing"/>
+      <w:lvlText w:val=""/>
+      <w:lvlJc w:val="start"/>
+      <w:pPr>
+        <w:tabs>
+          <w:tab w:val="num" w:pos="0"/>
+        </w:tabs>
+        <w:ind w:start="0" w:hanging="0"/>
+      </w:pPr>
+    </w:lvl>
+    <w:lvl w:ilvl="6">
+      <w:start w:val="1"/>
+      <w:numFmt w:val="none"/>
+      <w:suff w:val="nothing"/>
+      <w:lvlText w:val=""/>
+      <w:lvlJc w:val="start"/>
+      <w:pPr>
+        <w:tabs>
+          <w:tab w:val="num" w:pos="0"/>
+        </w:tabs>
+        <w:ind w:start="0" w:hanging="0"/>
+      </w:pPr>
+    </w:lvl>
+    <w:lvl w:ilvl="7">
+      <w:start w:val="1"/>
+      <w:numFmt w:val="none"/>
+      <w:suff w:val="nothing"/>
+      <w:lvlText w:val=""/>
+      <w:lvlJc w:val="start"/>
+      <w:pPr>
+        <w:tabs>
+          <w:tab w:val="num" w:pos="0"/>
+        </w:tabs>
+        <w:ind w:start="0" w:hanging="0"/>
+      </w:pPr>
+    </w:lvl>
+    <w:lvl w:ilvl="8">
+      <w:start w:val="1"/>
+      <w:numFmt w:val="none"/>
+      <w:suff w:val="nothing"/>
+      <w:lvlText w:val=""/>
+      <w:lvlJc w:val="start"/>
+      <w:pPr>
+        <w:tabs>
+          <w:tab w:val="num" w:pos="0"/>
+        </w:tabs>
+        <w:ind w:start="0" w:hanging="0"/>
+      </w:pPr>
+    </w:lvl>
+  </w:abstractNum>
+  <w:abstractNum w:abstractNumId="2">
+    <w:lvl w:ilvl="0">
       <w:start w:val="1"/>
       <w:numFmt w:val="decimal"/>
       <w:lvlText w:val="%1."/>
-      <w:lvlJc w:val="left"/>
-      <w:pPr>
-        <w:ind w:left="720" w:hanging="360"/>
-      </w:pPr>
-      <w:rPr>
-        <w:rFonts w:hint="default"/>
-      </w:rPr>
+      <w:lvlJc w:val="start"/>
+      <w:pPr>
+        <w:tabs>
+          <w:tab w:val="num" w:pos="0"/>
+        </w:tabs>
+        <w:ind w:start="720" w:hanging="360"/>
+      </w:pPr>
+      <w:rPr/>
     </w:lvl>
-    <w:lvl w:ilvl="1" w:tplc="04090019" w:tentative="1">
+    <w:lvl w:ilvl="1">
       <w:start w:val="1"/>
       <w:numFmt w:val="lowerLetter"/>
       <w:lvlText w:val="%2."/>
-      <w:lvlJc w:val="left"/>
-      <w:pPr>
-        <w:ind w:left="1440" w:hanging="360"/>
-      </w:pPr>
+      <w:lvlJc w:val="start"/>
+      <w:pPr>
+        <w:tabs>
+          <w:tab w:val="num" w:pos="0"/>
+        </w:tabs>
+        <w:ind w:start="1440" w:hanging="360"/>
+      </w:pPr>
+      <w:rPr/>
     </w:lvl>
-    <w:lvl w:ilvl="2" w:tplc="0409001B" w:tentative="1">
+    <w:lvl w:ilvl="2">
       <w:start w:val="1"/>
       <w:numFmt w:val="lowerRoman"/>
       <w:lvlText w:val="%3."/>
-      <w:lvlJc w:val="right"/>
-      <w:pPr>
-        <w:ind w:left="2160" w:hanging="180"/>
-      </w:pPr>
+      <w:lvlJc w:val="end"/>
+      <w:pPr>
+        <w:tabs>
+          <w:tab w:val="num" w:pos="0"/>
+        </w:tabs>
+        <w:ind w:start="2160" w:hanging="180"/>
+      </w:pPr>
+      <w:rPr/>
     </w:lvl>
-    <w:lvl w:ilvl="3" w:tplc="0409000F" w:tentative="1">
+    <w:lvl w:ilvl="3">
       <w:start w:val="1"/>
       <w:numFmt w:val="decimal"/>
       <w:lvlText w:val="%4."/>
-      <w:lvlJc w:val="left"/>
-      <w:pPr>
-        <w:ind w:left="2880" w:hanging="360"/>
-      </w:pPr>
+      <w:lvlJc w:val="start"/>
+      <w:pPr>
+        <w:tabs>
+          <w:tab w:val="num" w:pos="0"/>
+        </w:tabs>
+        <w:ind w:start="2880" w:hanging="360"/>
+      </w:pPr>
+      <w:rPr/>
     </w:lvl>
-    <w:lvl w:ilvl="4" w:tplc="04090019" w:tentative="1">
+    <w:lvl w:ilvl="4">
       <w:start w:val="1"/>
       <w:numFmt w:val="lowerLetter"/>
       <w:lvlText w:val="%5."/>
-      <w:lvlJc w:val="left"/>
-      <w:pPr>
-        <w:ind w:left="3600" w:hanging="360"/>
-      </w:pPr>
+      <w:lvlJc w:val="start"/>
+      <w:pPr>
+        <w:tabs>
+          <w:tab w:val="num" w:pos="0"/>
+        </w:tabs>
+        <w:ind w:start="3600" w:hanging="360"/>
+      </w:pPr>
+      <w:rPr/>
     </w:lvl>
-    <w:lvl w:ilvl="5" w:tplc="0409001B" w:tentative="1">
+    <w:lvl w:ilvl="5">
       <w:start w:val="1"/>
       <w:numFmt w:val="lowerRoman"/>
       <w:lvlText w:val="%6."/>
-      <w:lvlJc w:val="right"/>
-      <w:pPr>
-        <w:ind w:left="4320" w:hanging="180"/>
-      </w:pPr>
+      <w:lvlJc w:val="end"/>
+      <w:pPr>
+        <w:tabs>
+          <w:tab w:val="num" w:pos="0"/>
+        </w:tabs>
+        <w:ind w:start="4320" w:hanging="180"/>
+      </w:pPr>
+      <w:rPr/>
     </w:lvl>
-    <w:lvl w:ilvl="6" w:tplc="0409000F" w:tentative="1">
+    <w:lvl w:ilvl="6">
       <w:start w:val="1"/>
       <w:numFmt w:val="decimal"/>
       <w:lvlText w:val="%7."/>
-      <w:lvlJc w:val="left"/>
-      <w:pPr>
-        <w:ind w:left="5040" w:hanging="360"/>
-      </w:pPr>
+      <w:lvlJc w:val="start"/>
+      <w:pPr>
+        <w:tabs>
+          <w:tab w:val="num" w:pos="0"/>
+        </w:tabs>
+        <w:ind w:start="5040" w:hanging="360"/>
+      </w:pPr>
+      <w:rPr/>
     </w:lvl>
-    <w:lvl w:ilvl="7" w:tplc="04090019" w:tentative="1">
+    <w:lvl w:ilvl="7">
       <w:start w:val="1"/>
       <w:numFmt w:val="lowerLetter"/>
       <w:lvlText w:val="%8."/>
-      <w:lvlJc w:val="left"/>
-      <w:pPr>
-        <w:ind w:left="5760" w:hanging="360"/>
-      </w:pPr>
+      <w:lvlJc w:val="start"/>
+      <w:pPr>
+        <w:tabs>
+          <w:tab w:val="num" w:pos="0"/>
+        </w:tabs>
+        <w:ind w:start="5760" w:hanging="360"/>
+      </w:pPr>
+      <w:rPr/>
     </w:lvl>
-    <w:lvl w:ilvl="8" w:tplc="0409001B" w:tentative="1">
+    <w:lvl w:ilvl="8">
       <w:start w:val="1"/>
       <w:numFmt w:val="lowerRoman"/>
       <w:lvlText w:val="%9."/>
-      <w:lvlJc w:val="right"/>
-      <w:pPr>
-        <w:ind w:left="6480" w:hanging="180"/>
-      </w:pPr>
+      <w:lvlJc w:val="end"/>
+      <w:pPr>
+        <w:tabs>
+          <w:tab w:val="num" w:pos="0"/>
+        </w:tabs>
+        <w:ind w:start="6480" w:hanging="180"/>
+      </w:pPr>
+      <w:rPr/>
     </w:lvl>
   </w:abstractNum>
   <w:num w:numId="1">
-    <w:abstractNumId w:val="0"/>
+    <w:abstractNumId w:val="1"/>
   </w:num>
   <w:num w:numId="2">
-    <w:abstractNumId w:val="0"/>
+    <w:abstractNumId w:val="2"/>
+  </w:num>
+  <w:num w:numId="3">
+    <w:abstractNumId w:val="2"/>
     <w:lvlOverride w:ilvl="0">
-      <w:startOverride w:val="1"/>
-    </w:lvlOverride>
-    <w:lvlOverride w:ilvl="1">
-      <w:startOverride w:val="1"/>
-    </w:lvlOverride>
-    <w:lvlOverride w:ilvl="2">
-      <w:startOverride w:val="1"/>
-    </w:lvlOverride>
-    <w:lvlOverride w:ilvl="3">
-      <w:startOverride w:val="1"/>
-    </w:lvlOverride>
-    <w:lvlOverride w:ilvl="4">
-      <w:startOverride w:val="1"/>
-    </w:lvlOverride>
-    <w:lvlOverride w:ilvl="5">
-      <w:startOverride w:val="1"/>
-    </w:lvlOverride>
-    <w:lvlOverride w:ilvl="6">
-      <w:startOverride w:val="1"/>
-    </w:lvlOverride>
-    <w:lvlOverride w:ilvl="7">
-      <w:startOverride w:val="1"/>
-    </w:lvlOverride>
-    <w:lvlOverride w:ilvl="8">
       <w:startOverride w:val="1"/>
     </w:lvlOverride>
   </w:num>
@@ -1980,11 +1925,11 @@
 </file>
 
 <file path=word/styles.xml><?xml version="1.0" encoding="utf-8"?>
-<w:styles xmlns:mc="http://schemas.openxmlformats.org/markup-compatibility/2006" xmlns:r="http://schemas.openxmlformats.org/officeDocument/2006/relationships" xmlns:w="http://schemas.openxmlformats.org/wordprocessingml/2006/main" xmlns:w14="http://schemas.microsoft.com/office/word/2010/wordml" xmlns:w15="http://schemas.microsoft.com/office/word/2012/wordml" xmlns:w16cex="http://schemas.microsoft.com/office/word/2018/wordml/cex" xmlns:w16cid="http://schemas.microsoft.com/office/word/2016/wordml/cid" xmlns:w16="http://schemas.microsoft.com/office/word/2018/wordml" xmlns:w16sdtdh="http://schemas.microsoft.com/office/word/2020/wordml/sdtdatahash" xmlns:w16se="http://schemas.microsoft.com/office/word/2015/wordml/symex" mc:Ignorable="w14 w15 w16se w16cid w16 w16cex w16sdtdh">
+<w:styles xmlns:w="http://schemas.openxmlformats.org/wordprocessingml/2006/main" xmlns:w14="http://schemas.microsoft.com/office/word/2010/wordml" xmlns:mc="http://schemas.openxmlformats.org/markup-compatibility/2006" mc:Ignorable="w14">
   <w:docDefaults>
     <w:rPrDefault>
       <w:rPr>
-        <w:rFonts w:asciiTheme="minorHAnsi" w:eastAsiaTheme="minorHAnsi" w:hAnsiTheme="minorHAnsi" w:cstheme="minorBidi"/>
+        <w:rFonts w:ascii="Calibri" w:hAnsi="Calibri" w:eastAsia="Calibri" w:cs="" w:asciiTheme="minorHAnsi" w:cstheme="minorBidi" w:eastAsiaTheme="minorHAnsi" w:hAnsiTheme="minorHAnsi"/>
         <w:sz w:val="22"/>
         <w:szCs w:val="22"/>
         <w:lang w:val="en-US" w:eastAsia="en-US" w:bidi="ar-SA"/>
@@ -1992,21 +1937,21 @@
     </w:rPrDefault>
     <w:pPrDefault>
       <w:pPr>
-        <w:spacing w:after="200" w:line="276" w:lineRule="auto"/>
+        <w:suppressAutoHyphens w:val="true"/>
       </w:pPr>
     </w:pPrDefault>
   </w:docDefaults>
   <w:latentStyles w:defLockedState="0" w:defUIPriority="99" w:defSemiHidden="0" w:defUnhideWhenUsed="0" w:defQFormat="0" w:count="376">
     <w:lsdException w:name="Normal" w:uiPriority="0" w:qFormat="1"/>
     <w:lsdException w:name="heading 1" w:uiPriority="9" w:qFormat="1"/>
-    <w:lsdException w:name="heading 2" w:semiHidden="1" w:uiPriority="9" w:unhideWhenUsed="1" w:qFormat="1"/>
-    <w:lsdException w:name="heading 3" w:semiHidden="1" w:uiPriority="9" w:unhideWhenUsed="1" w:qFormat="1"/>
-    <w:lsdException w:name="heading 4" w:semiHidden="1" w:uiPriority="9" w:unhideWhenUsed="1" w:qFormat="1"/>
-    <w:lsdException w:name="heading 5" w:semiHidden="1" w:uiPriority="9" w:unhideWhenUsed="1" w:qFormat="1"/>
-    <w:lsdException w:name="heading 6" w:semiHidden="1" w:uiPriority="9" w:unhideWhenUsed="1" w:qFormat="1"/>
-    <w:lsdException w:name="heading 7" w:semiHidden="1" w:uiPriority="9" w:unhideWhenUsed="1" w:qFormat="1"/>
-    <w:lsdException w:name="heading 8" w:semiHidden="1" w:uiPriority="9" w:unhideWhenUsed="1" w:qFormat="1"/>
-    <w:lsdException w:name="heading 9" w:semiHidden="1" w:uiPriority="9" w:unhideWhenUsed="1" w:qFormat="1"/>
+    <w:lsdException w:name="heading 2" w:uiPriority="9" w:semiHidden="1" w:unhideWhenUsed="1" w:qFormat="1"/>
+    <w:lsdException w:name="heading 3" w:uiPriority="9" w:semiHidden="1" w:unhideWhenUsed="1" w:qFormat="1"/>
+    <w:lsdException w:name="heading 4" w:uiPriority="9" w:semiHidden="1" w:unhideWhenUsed="1" w:qFormat="1"/>
+    <w:lsdException w:name="heading 5" w:uiPriority="9" w:semiHidden="1" w:unhideWhenUsed="1" w:qFormat="1"/>
+    <w:lsdException w:name="heading 6" w:uiPriority="9" w:semiHidden="1" w:unhideWhenUsed="1" w:qFormat="1"/>
+    <w:lsdException w:name="heading 7" w:uiPriority="9" w:semiHidden="1" w:unhideWhenUsed="1" w:qFormat="1"/>
+    <w:lsdException w:name="heading 8" w:uiPriority="9" w:semiHidden="1" w:unhideWhenUsed="1" w:qFormat="1"/>
+    <w:lsdException w:name="heading 9" w:uiPriority="9" w:semiHidden="1" w:unhideWhenUsed="1" w:qFormat="1"/>
     <w:lsdException w:name="index 1" w:semiHidden="1" w:unhideWhenUsed="1"/>
     <w:lsdException w:name="index 2" w:semiHidden="1" w:unhideWhenUsed="1"/>
     <w:lsdException w:name="index 3" w:semiHidden="1" w:unhideWhenUsed="1"/>
@@ -2016,22 +1961,22 @@
     <w:lsdException w:name="index 7" w:semiHidden="1" w:unhideWhenUsed="1"/>
     <w:lsdException w:name="index 8" w:semiHidden="1" w:unhideWhenUsed="1"/>
     <w:lsdException w:name="index 9" w:semiHidden="1" w:unhideWhenUsed="1"/>
-    <w:lsdException w:name="toc 1" w:semiHidden="1" w:uiPriority="39" w:unhideWhenUsed="1"/>
-    <w:lsdException w:name="toc 2" w:semiHidden="1" w:uiPriority="39" w:unhideWhenUsed="1"/>
-    <w:lsdException w:name="toc 3" w:semiHidden="1" w:uiPriority="39" w:unhideWhenUsed="1"/>
-    <w:lsdException w:name="toc 4" w:semiHidden="1" w:uiPriority="39" w:unhideWhenUsed="1"/>
-    <w:lsdException w:name="toc 5" w:semiHidden="1" w:uiPriority="39" w:unhideWhenUsed="1"/>
-    <w:lsdException w:name="toc 6" w:semiHidden="1" w:uiPriority="39" w:unhideWhenUsed="1"/>
-    <w:lsdException w:name="toc 7" w:semiHidden="1" w:uiPriority="39" w:unhideWhenUsed="1"/>
-    <w:lsdException w:name="toc 8" w:semiHidden="1" w:uiPriority="39" w:unhideWhenUsed="1"/>
-    <w:lsdException w:name="toc 9" w:semiHidden="1" w:uiPriority="39" w:unhideWhenUsed="1"/>
+    <w:lsdException w:name="toc 1" w:uiPriority="39" w:semiHidden="1" w:unhideWhenUsed="1"/>
+    <w:lsdException w:name="toc 2" w:uiPriority="39" w:semiHidden="1" w:unhideWhenUsed="1"/>
+    <w:lsdException w:name="toc 3" w:uiPriority="39" w:semiHidden="1" w:unhideWhenUsed="1"/>
+    <w:lsdException w:name="toc 4" w:uiPriority="39" w:semiHidden="1" w:unhideWhenUsed="1"/>
+    <w:lsdException w:name="toc 5" w:uiPriority="39" w:semiHidden="1" w:unhideWhenUsed="1"/>
+    <w:lsdException w:name="toc 6" w:uiPriority="39" w:semiHidden="1" w:unhideWhenUsed="1"/>
+    <w:lsdException w:name="toc 7" w:uiPriority="39" w:semiHidden="1" w:unhideWhenUsed="1"/>
+    <w:lsdException w:name="toc 8" w:uiPriority="39" w:semiHidden="1" w:unhideWhenUsed="1"/>
+    <w:lsdException w:name="toc 9" w:uiPriority="39" w:semiHidden="1" w:unhideWhenUsed="1"/>
     <w:lsdException w:name="Normal Indent" w:semiHidden="1" w:unhideWhenUsed="1"/>
     <w:lsdException w:name="footnote text" w:semiHidden="1" w:unhideWhenUsed="1"/>
     <w:lsdException w:name="annotation text" w:semiHidden="1" w:unhideWhenUsed="1"/>
     <w:lsdException w:name="header" w:semiHidden="1" w:unhideWhenUsed="1"/>
     <w:lsdException w:name="footer" w:semiHidden="1" w:unhideWhenUsed="1"/>
     <w:lsdException w:name="index heading" w:semiHidden="1" w:unhideWhenUsed="1"/>
-    <w:lsdException w:name="caption" w:semiHidden="1" w:uiPriority="35" w:unhideWhenUsed="1" w:qFormat="1"/>
+    <w:lsdException w:name="caption" w:uiPriority="35" w:semiHidden="1" w:unhideWhenUsed="1" w:qFormat="1"/>
     <w:lsdException w:name="table of figures" w:semiHidden="1" w:unhideWhenUsed="1"/>
     <w:lsdException w:name="envelope address" w:semiHidden="1" w:unhideWhenUsed="1"/>
     <w:lsdException w:name="envelope return" w:semiHidden="1" w:unhideWhenUsed="1"/>
@@ -2062,7 +2007,7 @@
     <w:lsdException w:name="Title" w:uiPriority="10" w:qFormat="1"/>
     <w:lsdException w:name="Closing" w:semiHidden="1" w:unhideWhenUsed="1"/>
     <w:lsdException w:name="Signature" w:semiHidden="1" w:unhideWhenUsed="1"/>
-    <w:lsdException w:name="Default Paragraph Font" w:semiHidden="1" w:uiPriority="1" w:unhideWhenUsed="1"/>
+    <w:lsdException w:name="Default Paragraph Font" w:uiPriority="1" w:semiHidden="1" w:unhideWhenUsed="1"/>
     <w:lsdException w:name="Body Text" w:semiHidden="1" w:unhideWhenUsed="1"/>
     <w:lsdException w:name="Body Text Indent" w:semiHidden="1" w:unhideWhenUsed="1"/>
     <w:lsdException w:name="List Continue" w:semiHidden="1" w:unhideWhenUsed="1"/>
@@ -2102,6 +2047,7 @@
     <w:lsdException w:name="HTML Sample" w:semiHidden="1" w:unhideWhenUsed="1"/>
     <w:lsdException w:name="HTML Typewriter" w:semiHidden="1" w:unhideWhenUsed="1"/>
     <w:lsdException w:name="HTML Variable" w:semiHidden="1" w:unhideWhenUsed="1"/>
+    <w:lsdException w:name="Normal Table" w:semiHidden="1" w:unhideWhenUsed="1"/>
     <w:lsdException w:name="annotation subject" w:semiHidden="1" w:unhideWhenUsed="1"/>
     <w:lsdException w:name="No List" w:semiHidden="1" w:unhideWhenUsed="1"/>
     <w:lsdException w:name="Outline List 1" w:semiHidden="1" w:unhideWhenUsed="1"/>
@@ -2144,8 +2090,11 @@
     <w:lsdException w:name="Table Contemporary" w:semiHidden="1" w:unhideWhenUsed="1"/>
     <w:lsdException w:name="Table Elegant" w:semiHidden="1" w:unhideWhenUsed="1"/>
     <w:lsdException w:name="Table Professional" w:semiHidden="1" w:unhideWhenUsed="1"/>
+    <w:lsdException w:name="Table Subtle 1" w:semiHidden="1" w:unhideWhenUsed="1"/>
     <w:lsdException w:name="Table Subtle 2" w:semiHidden="1" w:unhideWhenUsed="1"/>
     <w:lsdException w:name="Table Web 1" w:semiHidden="1" w:unhideWhenUsed="1"/>
+    <w:lsdException w:name="Table Web 2" w:semiHidden="1" w:unhideWhenUsed="1"/>
+    <w:lsdException w:name="Table Web 3" w:semiHidden="1" w:unhideWhenUsed="1"/>
     <w:lsdException w:name="Balloon Text" w:semiHidden="1" w:unhideWhenUsed="1"/>
     <w:lsdException w:name="Table Grid" w:uiPriority="59"/>
     <w:lsdException w:name="Table Theme" w:semiHidden="1" w:unhideWhenUsed="1"/>
@@ -2258,8 +2207,8 @@
     <w:lsdException w:name="Subtle Reference" w:uiPriority="31" w:qFormat="1"/>
     <w:lsdException w:name="Intense Reference" w:uiPriority="32" w:qFormat="1"/>
     <w:lsdException w:name="Book Title" w:uiPriority="33" w:qFormat="1"/>
-    <w:lsdException w:name="Bibliography" w:semiHidden="1" w:uiPriority="37" w:unhideWhenUsed="1"/>
-    <w:lsdException w:name="TOC Heading" w:semiHidden="1" w:uiPriority="39" w:unhideWhenUsed="1" w:qFormat="1"/>
+    <w:lsdException w:name="Bibliography" w:uiPriority="37" w:semiHidden="1" w:unhideWhenUsed="1"/>
+    <w:lsdException w:name="TOC Heading" w:uiPriority="39" w:semiHidden="1" w:unhideWhenUsed="1" w:qFormat="1"/>
     <w:lsdException w:name="Plain Table 1" w:uiPriority="41"/>
     <w:lsdException w:name="Plain Table 2" w:uiPriority="42"/>
     <w:lsdException w:name="Plain Table 3" w:uiPriority="43"/>
@@ -2370,37 +2319,122 @@
     <w:lsdException w:name="Unresolved Mention" w:semiHidden="1" w:unhideWhenUsed="1"/>
     <w:lsdException w:name="Smart Link" w:semiHidden="1" w:unhideWhenUsed="1"/>
   </w:latentStyles>
-  <w:style w:type="paragraph" w:default="1" w:styleId="Normal">
+  <w:style w:type="paragraph" w:styleId="Normal" w:default="1">
     <w:name w:val="Normal"/>
     <w:qFormat/>
-    <w:rsid w:val="00F4063C"/>
+    <w:rsid w:val="00f4063c"/>
+    <w:pPr>
+      <w:widowControl/>
+      <w:bidi w:val="0"/>
+      <w:spacing w:lineRule="auto" w:line="276" w:before="0" w:after="200"/>
+      <w:jc w:val="start"/>
+    </w:pPr>
+    <w:rPr>
+      <w:rFonts w:ascii="Calibri" w:hAnsi="Calibri" w:eastAsia="Calibri" w:cs="" w:asciiTheme="minorHAnsi" w:cstheme="minorBidi" w:eastAsiaTheme="minorHAnsi" w:hAnsiTheme="minorHAnsi"/>
+      <w:color w:val="auto"/>
+      <w:kern w:val="0"/>
+      <w:sz w:val="22"/>
+      <w:szCs w:val="22"/>
+      <w:lang w:val="en-US" w:eastAsia="en-US" w:bidi="ar-SA"/>
+    </w:rPr>
   </w:style>
-  <w:style w:type="character" w:default="1" w:styleId="DefaultParagraphFont">
+  <w:style w:type="character" w:styleId="DefaultParagraphFont" w:default="1">
     <w:name w:val="Default Paragraph Font"/>
     <w:uiPriority w:val="1"/>
     <w:semiHidden/>
     <w:unhideWhenUsed/>
+    <w:qFormat/>
+    <w:rPr/>
   </w:style>
-  <w:style w:type="table" w:default="1" w:styleId="TableNormal">
-    <w:name w:val="Normal Table"/>
+  <w:style w:type="character" w:styleId="BalloonTextChar" w:customStyle="1">
+    <w:name w:val="Balloon Text Char"/>
+    <w:basedOn w:val="DefaultParagraphFont"/>
+    <w:link w:val="BalloonText"/>
     <w:uiPriority w:val="99"/>
     <w:semiHidden/>
-    <w:unhideWhenUsed/>
-    <w:tblPr>
-      <w:tblInd w:w="0" w:type="dxa"/>
-      <w:tblCellMar>
-        <w:top w:w="0" w:type="dxa"/>
-        <w:left w:w="108" w:type="dxa"/>
-        <w:bottom w:w="0" w:type="dxa"/>
-        <w:right w:w="108" w:type="dxa"/>
-      </w:tblCellMar>
-    </w:tblPr>
+    <w:qFormat/>
+    <w:rsid w:val="00c308c9"/>
+    <w:rPr>
+      <w:rFonts w:ascii="Tahoma" w:hAnsi="Tahoma" w:cs="Tahoma"/>
+      <w:sz w:val="16"/>
+      <w:szCs w:val="16"/>
+    </w:rPr>
   </w:style>
-  <w:style w:type="numbering" w:default="1" w:styleId="NoList">
-    <w:name w:val="No List"/>
+  <w:style w:type="character" w:styleId="FooterChar" w:customStyle="1">
+    <w:name w:val="Footer Char"/>
+    <w:basedOn w:val="DefaultParagraphFont"/>
+    <w:link w:val="Footer"/>
     <w:uiPriority w:val="99"/>
-    <w:semiHidden/>
-    <w:unhideWhenUsed/>
+    <w:qFormat/>
+    <w:rsid w:val="00251c24"/>
+    <w:rPr/>
+  </w:style>
+  <w:style w:type="character" w:styleId="HeaderChar" w:customStyle="1">
+    <w:name w:val="Header Char"/>
+    <w:basedOn w:val="DefaultParagraphFont"/>
+    <w:link w:val="Header"/>
+    <w:uiPriority w:val="99"/>
+    <w:qFormat/>
+    <w:rsid w:val="00251c24"/>
+    <w:rPr/>
+  </w:style>
+  <w:style w:type="paragraph" w:styleId="Heading">
+    <w:name w:val="Heading"/>
+    <w:basedOn w:val="Normal"/>
+    <w:next w:val="BodyText"/>
+    <w:qFormat/>
+    <w:pPr>
+      <w:keepNext w:val="true"/>
+      <w:spacing w:before="240" w:after="120"/>
+    </w:pPr>
+    <w:rPr>
+      <w:rFonts w:ascii="Liberation Sans" w:hAnsi="Liberation Sans" w:eastAsia="Noto Sans CJK SC" w:cs="Noto Sans Devanagari"/>
+      <w:sz w:val="28"/>
+      <w:szCs w:val="28"/>
+    </w:rPr>
+  </w:style>
+  <w:style w:type="paragraph" w:styleId="BodyText">
+    <w:name w:val="Body Text"/>
+    <w:basedOn w:val="Normal"/>
+    <w:pPr>
+      <w:spacing w:lineRule="auto" w:line="276" w:before="0" w:after="140"/>
+    </w:pPr>
+    <w:rPr/>
+  </w:style>
+  <w:style w:type="paragraph" w:styleId="List">
+    <w:name w:val="List"/>
+    <w:basedOn w:val="BodyText"/>
+    <w:pPr/>
+    <w:rPr>
+      <w:rFonts w:cs="Noto Sans Devanagari"/>
+    </w:rPr>
+  </w:style>
+  <w:style w:type="paragraph" w:styleId="Caption">
+    <w:name w:val="caption"/>
+    <w:basedOn w:val="Normal"/>
+    <w:qFormat/>
+    <w:pPr>
+      <w:suppressLineNumbers/>
+      <w:spacing w:before="120" w:after="120"/>
+    </w:pPr>
+    <w:rPr>
+      <w:rFonts w:cs="Noto Sans Devanagari"/>
+      <w:i/>
+      <w:iCs/>
+      <w:sz w:val="24"/>
+      <w:szCs w:val="24"/>
+    </w:rPr>
+  </w:style>
+  <w:style w:type="paragraph" w:styleId="Index">
+    <w:name w:val="Index"/>
+    <w:basedOn w:val="Normal"/>
+    <w:qFormat/>
+    <w:pPr>
+      <w:suppressLineNumbers/>
+    </w:pPr>
+    <w:rPr>
+      <w:rFonts w:cs="Noto Sans Devanagari"/>
+    </w:rPr>
   </w:style>
   <w:style w:type="paragraph" w:styleId="BalloonText">
     <w:name w:val="Balloon Text"/>
@@ -2409,23 +2443,11 @@
     <w:uiPriority w:val="99"/>
     <w:semiHidden/>
     <w:unhideWhenUsed/>
-    <w:rsid w:val="00C308C9"/>
+    <w:qFormat/>
+    <w:rsid w:val="00c308c9"/>
     <w:pPr>
-      <w:spacing w:after="0" w:line="240" w:lineRule="auto"/>
+      <w:spacing w:lineRule="auto" w:line="240" w:before="0" w:after="0"/>
     </w:pPr>
-    <w:rPr>
-      <w:rFonts w:ascii="Tahoma" w:hAnsi="Tahoma" w:cs="Tahoma"/>
-      <w:sz w:val="16"/>
-      <w:szCs w:val="16"/>
-    </w:rPr>
-  </w:style>
-  <w:style w:type="character" w:customStyle="1" w:styleId="BalloonTextChar">
-    <w:name w:val="Balloon Text Char"/>
-    <w:basedOn w:val="DefaultParagraphFont"/>
-    <w:link w:val="BalloonText"/>
-    <w:uiPriority w:val="99"/>
-    <w:semiHidden/>
-    <w:rsid w:val="00C308C9"/>
     <w:rPr>
       <w:rFonts w:ascii="Tahoma" w:hAnsi="Tahoma" w:cs="Tahoma"/>
       <w:sz w:val="16"/>
@@ -2437,11 +2459,13 @@
     <w:basedOn w:val="Normal"/>
     <w:uiPriority w:val="34"/>
     <w:qFormat/>
-    <w:rsid w:val="0074389A"/>
+    <w:rsid w:val="0074389a"/>
     <w:pPr>
-      <w:ind w:left="720"/>
+      <w:spacing w:before="0" w:after="200"/>
+      <w:ind w:start="720"/>
       <w:contextualSpacing/>
     </w:pPr>
+    <w:rPr/>
   </w:style>
   <w:style w:type="paragraph" w:styleId="NoSpacing">
     <w:name w:val="No Spacing"/>
@@ -2449,8 +2473,26 @@
     <w:qFormat/>
     <w:rsid w:val="00473180"/>
     <w:pPr>
-      <w:spacing w:after="0" w:line="240" w:lineRule="auto"/>
+      <w:widowControl/>
+      <w:bidi w:val="0"/>
+      <w:spacing w:lineRule="auto" w:line="240" w:before="0" w:after="0"/>
+      <w:jc w:val="start"/>
     </w:pPr>
+    <w:rPr>
+      <w:rFonts w:ascii="Calibri" w:hAnsi="Calibri" w:eastAsia="Calibri" w:cs="" w:asciiTheme="minorHAnsi" w:cstheme="minorBidi" w:eastAsiaTheme="minorHAnsi" w:hAnsiTheme="minorHAnsi"/>
+      <w:color w:val="auto"/>
+      <w:kern w:val="0"/>
+      <w:sz w:val="22"/>
+      <w:szCs w:val="22"/>
+      <w:lang w:val="en-US" w:eastAsia="en-US" w:bidi="ar-SA"/>
+    </w:rPr>
+  </w:style>
+  <w:style w:type="paragraph" w:styleId="HeaderandFooter">
+    <w:name w:val="Header and Footer"/>
+    <w:basedOn w:val="Normal"/>
+    <w:qFormat/>
+    <w:pPr/>
+    <w:rPr/>
   </w:style>
   <w:style w:type="paragraph" w:styleId="Footer">
     <w:name w:val="footer"/>
@@ -2458,21 +2500,16 @@
     <w:link w:val="FooterChar"/>
     <w:uiPriority w:val="99"/>
     <w:unhideWhenUsed/>
-    <w:rsid w:val="00251C24"/>
+    <w:rsid w:val="00251c24"/>
     <w:pPr>
       <w:tabs>
-        <w:tab w:val="center" w:pos="4680"/>
-        <w:tab w:val="right" w:pos="9360"/>
+        <w:tab w:val="clear" w:pos="720"/>
+        <w:tab w:val="center" w:pos="4680" w:leader="none"/>
+        <w:tab w:val="right" w:pos="9360" w:leader="none"/>
       </w:tabs>
-      <w:spacing w:after="0" w:line="240" w:lineRule="auto"/>
+      <w:spacing w:lineRule="auto" w:line="240" w:before="0" w:after="0"/>
     </w:pPr>
-  </w:style>
-  <w:style w:type="character" w:customStyle="1" w:styleId="FooterChar">
-    <w:name w:val="Footer Char"/>
-    <w:basedOn w:val="DefaultParagraphFont"/>
-    <w:link w:val="Footer"/>
-    <w:uiPriority w:val="99"/>
-    <w:rsid w:val="00251C24"/>
+    <w:rPr/>
   </w:style>
   <w:style w:type="paragraph" w:styleId="Header">
     <w:name w:val="header"/>
@@ -2480,34 +2517,50 @@
     <w:link w:val="HeaderChar"/>
     <w:uiPriority w:val="99"/>
     <w:unhideWhenUsed/>
-    <w:rsid w:val="00251C24"/>
+    <w:rsid w:val="00251c24"/>
     <w:pPr>
       <w:tabs>
-        <w:tab w:val="center" w:pos="4680"/>
-        <w:tab w:val="right" w:pos="9360"/>
+        <w:tab w:val="clear" w:pos="720"/>
+        <w:tab w:val="center" w:pos="4680" w:leader="none"/>
+        <w:tab w:val="right" w:pos="9360" w:leader="none"/>
       </w:tabs>
-      <w:spacing w:after="0" w:line="240" w:lineRule="auto"/>
+      <w:spacing w:lineRule="auto" w:line="240" w:before="0" w:after="0"/>
     </w:pPr>
+    <w:rPr/>
   </w:style>
-  <w:style w:type="character" w:customStyle="1" w:styleId="HeaderChar">
-    <w:name w:val="Header Char"/>
-    <w:basedOn w:val="DefaultParagraphFont"/>
-    <w:link w:val="Header"/>
+  <w:style w:type="numbering" w:styleId="NoList" w:default="1">
+    <w:name w:val="No List"/>
     <w:uiPriority w:val="99"/>
-    <w:rsid w:val="00251C24"/>
+    <w:semiHidden/>
+    <w:unhideWhenUsed/>
+    <w:qFormat/>
+  </w:style>
+  <w:style w:type="table" w:default="1" w:styleId="TableNormal">
+    <w:name w:val="Normal Table"/>
+    <w:uiPriority w:val="99"/>
+    <w:semiHidden/>
+    <w:unhideWhenUsed/>
+    <w:tblPr>
+      <w:tblCellMar>
+        <w:top w:w="0" w:type="dxa"/>
+        <w:left w:w="108" w:type="dxa"/>
+        <w:bottom w:w="0" w:type="dxa"/>
+        <w:right w:w="108" w:type="dxa"/>
+      </w:tblCellMar>
+    </w:tblPr>
   </w:style>
 </w:styles>
 </file>
 
 <file path=word/theme/theme1.xml><?xml version="1.0" encoding="utf-8"?>
-<a:theme xmlns:a="http://schemas.openxmlformats.org/drawingml/2006/main" name="Office Theme">
+<a:theme xmlns:a="http://schemas.openxmlformats.org/drawingml/2006/main" xmlns:r="http://schemas.openxmlformats.org/officeDocument/2006/relationships" name="Office Theme">
   <a:themeElements>
     <a:clrScheme name="Office">
       <a:dk1>
-        <a:sysClr val="windowText" lastClr="000000"/>
+        <a:srgbClr val="000000"/>
       </a:dk1>
       <a:lt1>
-        <a:sysClr val="window" lastClr="FFFFFF"/>
+        <a:srgbClr val="FFFFFF"/>
       </a:lt1>
       <a:dk2>
         <a:srgbClr val="1F497D"/>
@@ -2542,243 +2595,135 @@
     </a:clrScheme>
     <a:fontScheme name="Office">
       <a:majorFont>
-        <a:latin typeface="Cambria"/>
+        <a:latin typeface="Cambria" pitchFamily="0" charset="1"/>
         <a:ea typeface=""/>
         <a:cs typeface=""/>
-        <a:font script="Jpan" typeface="ＭＳ ゴシック"/>
-        <a:font script="Hang" typeface="맑은 고딕"/>
-        <a:font script="Hans" typeface="宋体"/>
-        <a:font script="Hant" typeface="新細明體"/>
-        <a:font script="Arab" typeface="Times New Roman"/>
-        <a:font script="Hebr" typeface="Times New Roman"/>
-        <a:font script="Thai" typeface="Angsana New"/>
-        <a:font script="Ethi" typeface="Nyala"/>
-        <a:font script="Beng" typeface="Vrinda"/>
-        <a:font script="Gujr" typeface="Shruti"/>
-        <a:font script="Khmr" typeface="MoolBoran"/>
-        <a:font script="Knda" typeface="Tunga"/>
-        <a:font script="Guru" typeface="Raavi"/>
-        <a:font script="Cans" typeface="Euphemia"/>
-        <a:font script="Cher" typeface="Plantagenet Cherokee"/>
-        <a:font script="Yiii" typeface="Microsoft Yi Baiti"/>
-        <a:font script="Tibt" typeface="Microsoft Himalaya"/>
-        <a:font script="Thaa" typeface="MV Boli"/>
-        <a:font script="Deva" typeface="Mangal"/>
-        <a:font script="Telu" typeface="Gautami"/>
-        <a:font script="Taml" typeface="Latha"/>
-        <a:font script="Syrc" typeface="Estrangelo Edessa"/>
-        <a:font script="Orya" typeface="Kalinga"/>
-        <a:font script="Mlym" typeface="Kartika"/>
-        <a:font script="Laoo" typeface="DokChampa"/>
-        <a:font script="Sinh" typeface="Iskoola Pota"/>
-        <a:font script="Mong" typeface="Mongolian Baiti"/>
-        <a:font script="Viet" typeface="Times New Roman"/>
-        <a:font script="Uigh" typeface="Microsoft Uighur"/>
       </a:majorFont>
       <a:minorFont>
-        <a:latin typeface="Calibri"/>
+        <a:latin typeface="Calibri" pitchFamily="0" charset="1"/>
         <a:ea typeface=""/>
         <a:cs typeface=""/>
-        <a:font script="Jpan" typeface="ＭＳ 明朝"/>
-        <a:font script="Hang" typeface="맑은 고딕"/>
-        <a:font script="Hans" typeface="宋体"/>
-        <a:font script="Hant" typeface="新細明體"/>
-        <a:font script="Arab" typeface="Arial"/>
-        <a:font script="Hebr" typeface="Arial"/>
-        <a:font script="Thai" typeface="Cordia New"/>
-        <a:font script="Ethi" typeface="Nyala"/>
-        <a:font script="Beng" typeface="Vrinda"/>
-        <a:font script="Gujr" typeface="Shruti"/>
-        <a:font script="Khmr" typeface="DaunPenh"/>
-        <a:font script="Knda" typeface="Tunga"/>
-        <a:font script="Guru" typeface="Raavi"/>
-        <a:font script="Cans" typeface="Euphemia"/>
-        <a:font script="Cher" typeface="Plantagenet Cherokee"/>
-        <a:font script="Yiii" typeface="Microsoft Yi Baiti"/>
-        <a:font script="Tibt" typeface="Microsoft Himalaya"/>
-        <a:font script="Thaa" typeface="MV Boli"/>
-        <a:font script="Deva" typeface="Mangal"/>
-        <a:font script="Telu" typeface="Gautami"/>
-        <a:font script="Taml" typeface="Latha"/>
-        <a:font script="Syrc" typeface="Estrangelo Edessa"/>
-        <a:font script="Orya" typeface="Kalinga"/>
-        <a:font script="Mlym" typeface="Kartika"/>
-        <a:font script="Laoo" typeface="DokChampa"/>
-        <a:font script="Sinh" typeface="Iskoola Pota"/>
-        <a:font script="Mong" typeface="Mongolian Baiti"/>
-        <a:font script="Viet" typeface="Arial"/>
-        <a:font script="Uigh" typeface="Microsoft Uighur"/>
       </a:minorFont>
     </a:fontScheme>
-    <a:fmtScheme name="Office">
+    <a:fmtScheme>
       <a:fillStyleLst>
         <a:solidFill>
           <a:schemeClr val="phClr"/>
         </a:solidFill>
-        <a:gradFill rotWithShape="1">
+        <a:gradFill>
           <a:gsLst>
             <a:gs pos="0">
               <a:schemeClr val="phClr">
                 <a:tint val="50000"/>
-                <a:satMod val="300000"/>
               </a:schemeClr>
             </a:gs>
             <a:gs pos="35000">
               <a:schemeClr val="phClr">
                 <a:tint val="37000"/>
-                <a:satMod val="300000"/>
               </a:schemeClr>
             </a:gs>
             <a:gs pos="100000">
               <a:schemeClr val="phClr">
                 <a:tint val="15000"/>
-                <a:satMod val="350000"/>
               </a:schemeClr>
             </a:gs>
           </a:gsLst>
           <a:lin ang="16200000" scaled="1"/>
+          <a:tileRect l="0" t="0" r="0" b="0"/>
         </a:gradFill>
-        <a:gradFill rotWithShape="1">
+        <a:gradFill>
           <a:gsLst>
             <a:gs pos="0">
               <a:schemeClr val="phClr">
                 <a:shade val="51000"/>
-                <a:satMod val="130000"/>
               </a:schemeClr>
             </a:gs>
             <a:gs pos="80000">
               <a:schemeClr val="phClr">
                 <a:shade val="93000"/>
-                <a:satMod val="130000"/>
               </a:schemeClr>
             </a:gs>
             <a:gs pos="100000">
               <a:schemeClr val="phClr">
                 <a:shade val="94000"/>
-                <a:satMod val="135000"/>
               </a:schemeClr>
             </a:gs>
           </a:gsLst>
           <a:lin ang="16200000" scaled="0"/>
+          <a:tileRect l="0" t="0" r="0" b="0"/>
         </a:gradFill>
       </a:fillStyleLst>
       <a:lnStyleLst>
         <a:ln w="9525" cap="flat" cmpd="sng" algn="ctr">
-          <a:solidFill>
-            <a:schemeClr val="phClr">
-              <a:shade val="95000"/>
-              <a:satMod val="105000"/>
-            </a:schemeClr>
-          </a:solidFill>
           <a:prstDash val="solid"/>
         </a:ln>
         <a:ln w="25400" cap="flat" cmpd="sng" algn="ctr">
-          <a:solidFill>
-            <a:schemeClr val="phClr"/>
-          </a:solidFill>
           <a:prstDash val="solid"/>
         </a:ln>
         <a:ln w="38100" cap="flat" cmpd="sng" algn="ctr">
-          <a:solidFill>
-            <a:schemeClr val="phClr"/>
-          </a:solidFill>
           <a:prstDash val="solid"/>
         </a:ln>
       </a:lnStyleLst>
       <a:effectStyleLst>
         <a:effectStyle>
-          <a:effectLst>
-            <a:outerShdw blurRad="40000" dist="20000" dir="5400000" rotWithShape="0">
-              <a:srgbClr val="000000">
-                <a:alpha val="38000"/>
-              </a:srgbClr>
-            </a:outerShdw>
-          </a:effectLst>
+          <a:effectLst/>
         </a:effectStyle>
         <a:effectStyle>
-          <a:effectLst>
-            <a:outerShdw blurRad="40000" dist="23000" dir="5400000" rotWithShape="0">
-              <a:srgbClr val="000000">
-                <a:alpha val="35000"/>
-              </a:srgbClr>
-            </a:outerShdw>
-          </a:effectLst>
+          <a:effectLst/>
         </a:effectStyle>
         <a:effectStyle>
-          <a:effectLst>
-            <a:outerShdw blurRad="40000" dist="23000" dir="5400000" rotWithShape="0">
-              <a:srgbClr val="000000">
-                <a:alpha val="35000"/>
-              </a:srgbClr>
-            </a:outerShdw>
-          </a:effectLst>
-          <a:scene3d>
-            <a:camera prst="orthographicFront">
-              <a:rot lat="0" lon="0" rev="0"/>
-            </a:camera>
-            <a:lightRig rig="threePt" dir="t">
-              <a:rot lat="0" lon="0" rev="1200000"/>
-            </a:lightRig>
-          </a:scene3d>
-          <a:sp3d>
-            <a:bevelT w="63500" h="25400"/>
-          </a:sp3d>
+          <a:effectLst/>
         </a:effectStyle>
       </a:effectStyleLst>
       <a:bgFillStyleLst>
         <a:solidFill>
           <a:schemeClr val="phClr"/>
         </a:solidFill>
-        <a:gradFill rotWithShape="1">
+        <a:gradFill>
           <a:gsLst>
             <a:gs pos="0">
               <a:schemeClr val="phClr">
                 <a:tint val="40000"/>
-                <a:satMod val="350000"/>
               </a:schemeClr>
             </a:gs>
             <a:gs pos="40000">
               <a:schemeClr val="phClr">
                 <a:tint val="45000"/>
                 <a:shade val="99000"/>
-                <a:satMod val="350000"/>
               </a:schemeClr>
             </a:gs>
             <a:gs pos="100000">
               <a:schemeClr val="phClr">
                 <a:shade val="20000"/>
-                <a:satMod val="255000"/>
               </a:schemeClr>
             </a:gs>
           </a:gsLst>
           <a:path path="circle">
             <a:fillToRect l="50000" t="-80000" r="50000" b="180000"/>
           </a:path>
+          <a:tileRect l="0" t="0" r="0" b="0"/>
         </a:gradFill>
-        <a:gradFill rotWithShape="1">
+        <a:gradFill>
           <a:gsLst>
             <a:gs pos="0">
               <a:schemeClr val="phClr">
                 <a:tint val="80000"/>
-                <a:satMod val="300000"/>
               </a:schemeClr>
             </a:gs>
             <a:gs pos="100000">
               <a:schemeClr val="phClr">
                 <a:shade val="30000"/>
-                <a:satMod val="200000"/>
               </a:schemeClr>
             </a:gs>
           </a:gsLst>
           <a:path path="circle">
             <a:fillToRect l="50000" t="50000" r="50000" b="50000"/>
           </a:path>
+          <a:tileRect l="0" t="0" r="0" b="0"/>
         </a:gradFill>
       </a:bgFillStyleLst>
     </a:fmtScheme>
   </a:themeElements>
-  <a:objectDefaults/>
-  <a:extraClrSchemeLst/>
 </a:theme>
 </file>
 
